--- a/Part_F_Written_Analysis.docx
+++ b/Part_F_Written_Analysis.docx
@@ -1,6 +1,6 @@
 
 <file path=word/document.xml><?xml version="1.0" encoding="utf-8"?>
-<w:document xmlns:wpc="http://schemas.microsoft.com/office/word/2010/wordprocessingCanvas" xmlns:mc="http://schemas.openxmlformats.org/markup-compatibility/2006" xmlns:o="urn:schemas-microsoft-com:office:office" xmlns:r="http://schemas.openxmlformats.org/officeDocument/2006/relationships" xmlns:m="http://schemas.openxmlformats.org/officeDocument/2006/math" xmlns:v="urn:schemas-microsoft-com:vml" xmlns:wp14="http://schemas.microsoft.com/office/word/2010/wordprocessingDrawing" xmlns:wp="http://schemas.openxmlformats.org/drawingml/2006/wordprocessingDrawing" xmlns:w10="urn:schemas-microsoft-com:office:word" xmlns:w="http://schemas.openxmlformats.org/wordprocessingml/2006/main" xmlns:w14="http://schemas.microsoft.com/office/word/2010/wordml" xmlns:w15="http://schemas.microsoft.com/office/word/2012/wordml" xmlns:wpg="http://schemas.microsoft.com/office/word/2010/wordprocessingGroup" xmlns:wpi="http://schemas.microsoft.com/office/word/2010/wordprocessingInk" xmlns:wne="http://schemas.microsoft.com/office/word/2006/wordml" xmlns:wps="http://schemas.microsoft.com/office/word/2010/wordprocessingShape" xmlns:cx="http://schemas.microsoft.com/office/drawing/2014/chartex" xmlns:cx1="http://schemas.microsoft.com/office/drawing/2015/9/8/chartex" xmlns:cx2="http://schemas.microsoft.com/office/drawing/2015/10/21/chartex" xmlns:cx3="http://schemas.microsoft.com/office/drawing/2016/5/9/chartex" xmlns:cx4="http://schemas.microsoft.com/office/drawing/2016/5/10/chartex" xmlns:cx5="http://schemas.microsoft.com/office/drawing/2016/5/11/chartex" xmlns:cx6="http://schemas.microsoft.com/office/drawing/2016/5/12/chartex" xmlns:cx7="http://schemas.microsoft.com/office/drawing/2016/5/13/chartex" xmlns:cx8="http://schemas.microsoft.com/office/drawing/2016/5/14/chartex" xmlns:aink="http://schemas.microsoft.com/office/drawing/2016/ink" xmlns:am3d="http://schemas.microsoft.com/office/drawing/2017/model3d" xmlns:w16cex="http://schemas.microsoft.com/office/word/2018/wordml/cex" xmlns:w16cid="http://schemas.microsoft.com/office/word/2016/wordml/cid" xmlns:w16="http://schemas.microsoft.com/office/word/2018/wordml" xmlns:w16sdtdh="http://schemas.microsoft.com/office/word/2020/wordml/sdtdatahash" xmlns:w16se="http://schemas.microsoft.com/office/word/2015/wordml/symex" mc:Ignorable="w14 w15 wp14">
+<w:document xmlns:wpc="http://schemas.microsoft.com/office/word/2010/wordprocessingCanvas" xmlns:mc="http://schemas.openxmlformats.org/markup-compatibility/2006" xmlns:o="urn:schemas-microsoft-com:office:office" xmlns:r="http://schemas.openxmlformats.org/officeDocument/2006/relationships" xmlns:m="http://schemas.openxmlformats.org/officeDocument/2006/math" xmlns:v="urn:schemas-microsoft-com:vml" xmlns:wp14="http://schemas.microsoft.com/office/word/2010/wordprocessingDrawing" xmlns:wp="http://schemas.openxmlformats.org/drawingml/2006/wordprocessingDrawing" xmlns:w10="urn:schemas-microsoft-com:office:word" xmlns:w="http://schemas.openxmlformats.org/wordprocessingml/2006/main" xmlns:w14="http://schemas.microsoft.com/office/word/2010/wordml" xmlns:w15="http://schemas.microsoft.com/office/word/2012/wordml" xmlns:wpg="http://schemas.microsoft.com/office/word/2010/wordprocessingGroup" xmlns:wpi="http://schemas.microsoft.com/office/word/2010/wordprocessingInk" xmlns:wne="http://schemas.microsoft.com/office/word/2006/wordml" xmlns:wps="http://schemas.microsoft.com/office/word/2010/wordprocessingShape" mc:Ignorable="w14 w15 wp14">
   <w:body>
     <w:p>
       <w:pPr>
@@ -8,7 +8,7 @@
         <w:spacing w:after="80"/>
       </w:pPr>
       <w:r>
-        <w:t xml:space="preserve">Part F — Written Analysis</w:t>
+        <w:t>Part F — Written Analysis</w:t>
       </w:r>
     </w:p>
     <w:p>
@@ -20,7 +20,7 @@
           <w:i/>
           <w:iCs/>
         </w:rPr>
-        <w:t xml:space="preserve">Sorting Algorithms on Real-World Big Data</w:t>
+        <w:t>Sorting Algorithms on Real-World Big Data</w:t>
       </w:r>
     </w:p>
     <w:p>
@@ -31,10 +31,8 @@
         <w:rPr>
           <w:i/>
           <w:iCs/>
-          <w:sz w:val="20"/>
-          <w:szCs w:val="20"/>
         </w:rPr>
-        <w:t xml:space="preserve">Zoha Ashraf — BS Computer Science, FAST-NUCES</w:t>
+        <w:t>Zoha Ashraf — BS Computer Science, FAST-NUCES</w:t>
       </w:r>
     </w:p>
     <w:p>
@@ -42,16 +40,46 @@
         <w:spacing w:after="200"/>
       </w:pPr>
       <w:r>
-        <w:t xml:space="preserve">This analysis is based on Bubble Sort, Selection Sort, and Insertion Sort implemented from scratch and benchmarked on samples drawn from the ARR_DELAY and OP_CARRIER columns of a 24,324,804-row subset (2015–2018) of the Airline Delay and Cancellation dataset. Sample sizes ranged from 100 to 10,000 rows, across random, sorted, and reversed orderings.</w:t>
-      </w:r>
+        <w:t>This analysis is based on Bubble Sort, Selection Sort, and Insertion Sort implemented from scratch and benchmarked on samples drawn from the ARR_DELAY and OP_CARRIER columns of a 24,324,804-row subset (2015–2018) of the Airline Delay and Cancellation datas</w:t>
+      </w:r>
+      <w:r>
+        <w:t>et. Sample sizes ranged from 100 to 10,000 rows, across random, sorted, and reversed orderings.</w:t>
+      </w:r>
+    </w:p>
+    <w:p>
+      <w:pPr>
+        <w:spacing w:after="200"/>
+      </w:pPr>
+      <w:r>
+        <w:t xml:space="preserve">We restricted the dataset to a four-year window (2015–2018, 24,324,804 rows) rather than the full 2009–2018 range because loading and holding the complete decade in memory would have made repeated benchmark runs impractically slow to iterate on, while four years was already large enough to give a genuinely large-scale extrapolation target — over 24 million rows — that meaningfully demonstrates why </w:t>
+      </w:r>
+      <w:proofErr w:type="gramStart"/>
+      <w:r>
+        <w:t>O(</w:t>
+      </w:r>
+      <w:proofErr w:type="gramEnd"/>
+      <w:r>
+        <w:t xml:space="preserve">n²) sorts break down. For sample sizes, we used 100 to 10,000 (100, 500, 1000, 2000, 5000, 10000) because this range is small enough that even Bubble Sort, the slowest algorithm tested, completes in under 10 seconds at the largest size, but large enough to clearly establish the n² growth rate needed to fit </w:t>
+      </w:r>
+      <w:r>
+        <w:rPr>
+          <w:rStyle w:val="HTMLCode"/>
+        </w:rPr>
+        <w:t>t = c·n²</w:t>
+      </w:r>
+      <w:r>
+        <w:t xml:space="preserve"> reliably from the n = 10,000 measurement; sizes much below 100 would be dominated by timer noise, and sizes much above 10,000 would make Bubble Sort's runtime impractical to collect across three orderings and two columns.</w:t>
+      </w:r>
+      <w:bookmarkStart w:id="0" w:name="_GoBack"/>
+      <w:bookmarkEnd w:id="0"/>
     </w:p>
     <w:p>
       <w:pPr>
         <w:pStyle w:val="Heading2"/>
-        <w:spacing w:after="120" w:before="240"/>
-      </w:pPr>
-      <w:r>
-        <w:t xml:space="preserve">Fastest and slowest on random data</w:t>
+        <w:spacing w:before="240" w:after="120"/>
+      </w:pPr>
+      <w:r>
+        <w:t>Fastest and slowest on random data</w:t>
       </w:r>
     </w:p>
     <w:p>
@@ -59,16 +87,41 @@
         <w:spacing w:after="200"/>
       </w:pPr>
       <w:r>
-        <w:t xml:space="preserve">At the largest tested size (n = 10,000, random order), Selection Sort was fastest at 3.50 seconds, Insertion Sort was close behind at 4.11 seconds, and Bubble Sort was clearly the slowest at 9.47 seconds — over twice as slow as Selection Sort. This is consistent with the theoretical expectation that all three are O(n²) on average, but the constants differ: Bubble Sort pays for both a comparison and a swap on almost every adjacent pair, while Selection Sort performs at most one swap per pass regardless of n. Insertion Sort's average case involves shifting roughly half the sorted prefix per insertion, landing it between the two. So the ranking matches the O(n²) family's expected shape, but not a flat "they're all equal" reading of Big-O — the hidden constants dominate at this scale.</w:t>
+        <w:t>At the largest tested size (n = 10,000, random order), Selection Sort was fastest at 3.50 seconds, Insertion Sort was close b</w:t>
+      </w:r>
+      <w:r>
+        <w:t xml:space="preserve">ehind at 4.11 seconds, and Bubble Sort was clearly the slowest at 9.47 seconds — over twice as slow as Selection Sort. This is consistent with the theoretical expectation that all three are </w:t>
+      </w:r>
+      <w:proofErr w:type="gramStart"/>
+      <w:r>
+        <w:t>O(</w:t>
+      </w:r>
+      <w:proofErr w:type="gramEnd"/>
+      <w:r>
+        <w:t>n²) on average, but the constants differ: Bubble Sort pays for b</w:t>
+      </w:r>
+      <w:r>
+        <w:t>oth a comparison and a swap on almost every adjacent pair, while Selection Sort performs at most one swap per pass regardless of n. Insertion Sort's average case involves shifting roughly half the sorted prefix per insertion, landing it between the two. So</w:t>
+      </w:r>
+      <w:r>
+        <w:t xml:space="preserve"> the ranking matches the </w:t>
+      </w:r>
+      <w:proofErr w:type="gramStart"/>
+      <w:r>
+        <w:t>O(</w:t>
+      </w:r>
+      <w:proofErr w:type="gramEnd"/>
+      <w:r>
+        <w:t>n²) family's expected shape, but not a flat "they're all equal" reading of Big-O — the hidden constants dominate at this scale.</w:t>
       </w:r>
     </w:p>
     <w:p>
       <w:pPr>
         <w:pStyle w:val="Heading2"/>
-        <w:spacing w:after="120" w:before="240"/>
-      </w:pPr>
-      <w:r>
-        <w:t xml:space="preserve">Insertion Sort across orderings</w:t>
+        <w:spacing w:before="240" w:after="120"/>
+      </w:pPr>
+      <w:r>
+        <w:t>Insertion Sort across orderings</w:t>
       </w:r>
     </w:p>
     <w:p>
@@ -76,16 +129,36 @@
         <w:spacing w:after="200"/>
       </w:pPr>
       <w:r>
-        <w:t xml:space="preserve">Insertion Sort showed the widest spread of the three algorithms across orderings at n = 10,000: 0.0024 seconds on already-sorted input, 4.11 seconds on random input, and 8.08 seconds on reversed input. This lines up directly with its best/worst-case complexity. On sorted input, the inner while loop condition (a[j] &gt; key) is never true, so each element is "inserted" with zero shifts — true O(n) behavior. On reversed input, every new element is smaller than everything already placed, so each insertion shifts the entire sorted prefix — the true O(n²) worst case. Random input falls in between, since on average an element only needs to move about halfway into the sorted prefix. Bubble Sort showed a similar but less extreme pattern thanks to its early-exit flag on sorted input; Selection Sort showed almost no variation across orderings (0.0009–0.0009 range roughly, all near its O(n²) floor) because it always scans the full remaining unsorted portion regardless of order.</w:t>
+        <w:t>Insertion Sort showed the widest spread of the three algorithms acros</w:t>
+      </w:r>
+      <w:r>
+        <w:t>s orderings at n = 10,000: 0.0024 seconds on already-sorted input, 4.11 seconds on random input, and 8.08 seconds on reversed input. This lines up directly with its best/worst-case complexity. On sorted input, the inner while loop condition (a[j] &gt; key) is</w:t>
+      </w:r>
+      <w:r>
+        <w:t xml:space="preserve"> never true, so each element is "inserted" with zero shifts — true </w:t>
+      </w:r>
+      <w:proofErr w:type="gramStart"/>
+      <w:r>
+        <w:t>O(</w:t>
+      </w:r>
+      <w:proofErr w:type="gramEnd"/>
+      <w:r>
+        <w:t>n) behavior. On reversed input, every new element is smaller than everything already placed, so each insertion shifts the entire sorted prefix — the true O(n²) worst case. Random input fa</w:t>
+      </w:r>
+      <w:r>
+        <w:t>lls in between, since on average an element only needs to move about halfway into the sorted prefix. Bubble Sort showed a similar but less extreme pattern thanks to its early-exit flag on sorted input; Selection Sort showed almost no variation across order</w:t>
+      </w:r>
+      <w:r>
+        <w:t>ings (0.0009–0.0009 range roughly, all near its O(n²) floor) because it always scans the full remaining unsorted portion regardless of order.</w:t>
       </w:r>
     </w:p>
     <w:p>
       <w:pPr>
         <w:pStyle w:val="Heading2"/>
-        <w:spacing w:after="120" w:before="240"/>
-      </w:pPr>
-      <w:r>
-        <w:t xml:space="preserve">Text column vs. numeric column</w:t>
+        <w:spacing w:before="240" w:after="120"/>
+      </w:pPr>
+      <w:r>
+        <w:t>Text column vs. numeric column</w:t>
       </w:r>
     </w:p>
     <w:p>
@@ -93,16 +166,28 @@
         <w:spacing w:after="200"/>
       </w:pPr>
       <w:r>
-        <w:t xml:space="preserve">At n = 2,000, sorting OP_CARRIER (2-letter airline codes) was consistently faster than sorting ARR_DELAY (floating-point delay minutes) across all three algorithms — for example, Bubble Sort took 0.354 seconds on OP_CARRIER versus 0.847 seconds on ARR_DELAY. This is the opposite of the intuitive assumption that string comparison costs more than numeric comparison. The likely explanation is cardinality rather than comparison cost: OP_CARRIER only has around a dozen distinct airline codes, so a random sample of 2,000 values contains many exact duplicates. Since these algorithms only trigger a swap or shift on a strict inequality, ties between duplicate codes are cheap no-ops, reducing the total number of swaps needed relative to ARR_DELAY, whose values are far more evenly spread and rarely tie. So the column's cardinality mattered more here than the underlying data type.</w:t>
+        <w:t>At n = 2,000, sorting OP_CARRIER (2-letter airline codes) was consistently faster t</w:t>
+      </w:r>
+      <w:r>
+        <w:t>han sorting ARR_DELAY (floating-point delay minutes) across all three algorithms — for example, Bubble Sort took 0.354 seconds on OP_CARRIER versus 0.847 seconds on ARR_DELAY. This is the opposite of the intuitive assumption that string comparison costs mo</w:t>
+      </w:r>
+      <w:r>
+        <w:t>re than numeric comparison. The likely explanation is cardinality rather than comparison cost: OP_CARRIER only has around a dozen distinct airline codes, so a random sample of 2,000 values contains many exact duplicates. Since these algorithms only trigger</w:t>
+      </w:r>
+      <w:r>
+        <w:t xml:space="preserve"> a swap or shift on a strict inequality, ties between duplicate codes are cheap no-ops, reducing the total number of swaps needed relative to ARR_DELAY, whose values are far more evenly spread and rarely tie. So the column's cardinality mattered more here </w:t>
+      </w:r>
+      <w:r>
+        <w:t>than the underlying data type.</w:t>
       </w:r>
     </w:p>
     <w:p>
       <w:pPr>
         <w:pStyle w:val="Heading2"/>
-        <w:spacing w:after="120" w:before="240"/>
-      </w:pPr>
-      <w:r>
-        <w:t xml:space="preserve">Practicality at scale</w:t>
+        <w:spacing w:before="240" w:after="120"/>
+      </w:pPr>
+      <w:r>
+        <w:t>Practicality at scale</w:t>
       </w:r>
     </w:p>
     <w:p>
@@ -110,16 +195,42 @@
         <w:spacing w:after="200"/>
       </w:pPr>
       <w:r>
-        <w:t xml:space="preserve">Based on the Part E extrapolation, none of these three algorithms are practical at the scale of this dataset. Projected full-scale runtimes were about 1.78 years for Bubble Sort, 239.6 days for Selection Sort, and 281.6 days for Insertion Sort, compared to roughly 5.2 seconds for Python's built-in Timsort — a speedup of 3.9 to 10.7 million times. Even well below full scale, the measured times already cross into multi-second territory by n = 10,000 and would reach minutes by the low hundred-thousands. A reasonable rule of thumb from this data is to move to an O(n log n) algorithm once n exceeds roughly 10,000–50,000 elements for anything latency-sensitive, and certainly before n reaches the hundreds of thousands.</w:t>
+        <w:lastRenderedPageBreak/>
+        <w:t>Based on the Part E extrapolation, none of these three algorithms are practical at the scale of this dataset. Projected full-scale runtimes were about 1.78 years for Bubble Sort, 239.6 days for Selection</w:t>
+      </w:r>
+      <w:r>
+        <w:t xml:space="preserve"> Sort, and 281.6 days for Insertion Sort, compared to roughly 5.2 seconds for Python's built-in </w:t>
+      </w:r>
+      <w:proofErr w:type="spellStart"/>
+      <w:r>
+        <w:t>Timsort</w:t>
+      </w:r>
+      <w:proofErr w:type="spellEnd"/>
+      <w:r>
+        <w:t xml:space="preserve"> — a speedup of 3.9 to 10.7 million times. Even well below full scale, the measured times already cross into multi-second territory by n = 10,000 and wou</w:t>
+      </w:r>
+      <w:r>
+        <w:t xml:space="preserve">ld reach minutes by the low hundred-thousands. A reasonable rule of thumb from this data is to move to an </w:t>
+      </w:r>
+      <w:proofErr w:type="gramStart"/>
+      <w:r>
+        <w:t>O(</w:t>
+      </w:r>
+      <w:proofErr w:type="gramEnd"/>
+      <w:r>
+        <w:t>n log n) algorithm once n exceeds roughly 10,000–50,000 elements for anything latency-sensitive, and certainly before n reaches the hundreds of thou</w:t>
+      </w:r>
+      <w:r>
+        <w:t>sands.</w:t>
       </w:r>
     </w:p>
     <w:p>
       <w:pPr>
         <w:pStyle w:val="Heading2"/>
-        <w:spacing w:after="120" w:before="240"/>
-      </w:pPr>
-      <w:r>
-        <w:t xml:space="preserve">When simple sorts remain acceptable</w:t>
+        <w:spacing w:before="240" w:after="120"/>
+      </w:pPr>
+      <w:r>
+        <w:t>When simple sorts remain acceptable</w:t>
       </w:r>
     </w:p>
     <w:p>
@@ -127,29 +238,48 @@
         <w:spacing w:after="200"/>
       </w:pPr>
       <w:r>
-        <w:t xml:space="preserve">These O(n²) algorithms stay reasonable when n is small (roughly hundreds to low thousands of elements, matching where our own measurements stayed under a second), when the data is already nearly sorted (both Bubble and Insertion Sort approach O(n) in that case, as shown above), or when simplicity, low memory overhead, or stability guarantees matter more than raw speed — for example, small embedded systems, teaching contexts, or sorting short lists as a subroutine inside a larger algorithm.</w:t>
+        <w:t xml:space="preserve">These </w:t>
+      </w:r>
+      <w:proofErr w:type="gramStart"/>
+      <w:r>
+        <w:t>O(</w:t>
+      </w:r>
+      <w:proofErr w:type="gramEnd"/>
+      <w:r>
+        <w:t>n²) algorithms stay reasonable when n is small (roughly hundreds to low thousands of elements, matching where our own measurements stayed under a second), when the data is already nearly sorted (both Bubbl</w:t>
+      </w:r>
+      <w:r>
+        <w:t>e and Insertion Sort approach O(n) in that case, as shown above), or when simplicity, low memory overhead, or stability guarantees matter more than raw speed — for example, small embedded systems, teaching contexts, or sorting short lists as a subroutine i</w:t>
+      </w:r>
+      <w:r>
+        <w:t>nside a larger algorithm.</w:t>
       </w:r>
     </w:p>
     <w:p>
       <w:pPr>
         <w:pStyle w:val="Heading2"/>
-        <w:spacing w:after="120" w:before="240"/>
-      </w:pPr>
-      <w:r>
-        <w:t xml:space="preserve">Key measurements</w:t>
+        <w:spacing w:before="240" w:after="120"/>
+      </w:pPr>
+      <w:r>
+        <w:t>Key measurements</w:t>
       </w:r>
     </w:p>
     <w:tbl>
       <w:tblPr>
-        <w:tblW w:type="dxa" w:w="9000"/>
+        <w:tblW w:w="9000" w:type="dxa"/>
         <w:tblBorders>
-          <w:top w:val="single" w:color="auto" w:sz="4"/>
-          <w:left w:val="single" w:color="auto" w:sz="4"/>
-          <w:bottom w:val="single" w:color="auto" w:sz="4"/>
-          <w:right w:val="single" w:color="auto" w:sz="4"/>
-          <w:insideH w:val="single" w:color="auto" w:sz="4"/>
-          <w:insideV w:val="single" w:color="auto" w:sz="4"/>
+          <w:top w:val="single" w:sz="4" w:space="0" w:color="auto"/>
+          <w:left w:val="single" w:sz="4" w:space="0" w:color="auto"/>
+          <w:bottom w:val="single" w:sz="4" w:space="0" w:color="auto"/>
+          <w:right w:val="single" w:sz="4" w:space="0" w:color="auto"/>
+          <w:insideH w:val="single" w:sz="4" w:space="0" w:color="auto"/>
+          <w:insideV w:val="single" w:sz="4" w:space="0" w:color="auto"/>
         </w:tblBorders>
+        <w:tblCellMar>
+          <w:left w:w="10" w:type="dxa"/>
+          <w:right w:w="10" w:type="dxa"/>
+        </w:tblCellMar>
+        <w:tblLook w:val="0000" w:firstRow="0" w:lastRow="0" w:firstColumn="0" w:lastColumn="0" w:noHBand="0" w:noVBand="0"/>
       </w:tblPr>
       <w:tblGrid>
         <w:gridCol w:w="3000"/>
@@ -157,10 +287,16 @@
         <w:gridCol w:w="3000"/>
       </w:tblGrid>
       <w:tr>
+        <w:tblPrEx>
+          <w:tblCellMar>
+            <w:top w:w="0" w:type="dxa"/>
+            <w:bottom w:w="0" w:type="dxa"/>
+          </w:tblCellMar>
+        </w:tblPrEx>
         <w:tc>
           <w:tcPr>
-            <w:tcW w:type="dxa" w:w="3000"/>
-            <w:shd w:fill="D9D9D9" w:color="auto" w:val="clear"/>
+            <w:tcW w:w="3000" w:type="dxa"/>
+            <w:shd w:val="clear" w:color="auto" w:fill="D9D9D9"/>
           </w:tcPr>
           <w:p>
             <w:r>
@@ -168,14 +304,14 @@
                 <w:b/>
                 <w:bCs/>
               </w:rPr>
-              <w:t xml:space="preserve">Algorithm</w:t>
+              <w:t>Algorithm</w:t>
             </w:r>
           </w:p>
         </w:tc>
         <w:tc>
           <w:tcPr>
-            <w:tcW w:type="dxa" w:w="3000"/>
-            <w:shd w:fill="D9D9D9" w:color="auto" w:val="clear"/>
+            <w:tcW w:w="3000" w:type="dxa"/>
+            <w:shd w:val="clear" w:color="auto" w:fill="D9D9D9"/>
           </w:tcPr>
           <w:p>
             <w:r>
@@ -183,14 +319,14 @@
                 <w:b/>
                 <w:bCs/>
               </w:rPr>
-              <w:t xml:space="preserve">Fitted c (t = c·n²)</w:t>
+              <w:t>Fitted c (t = c·n²)</w:t>
             </w:r>
           </w:p>
         </w:tc>
         <w:tc>
           <w:tcPr>
-            <w:tcW w:type="dxa" w:w="3000"/>
-            <w:shd w:fill="D9D9D9" w:color="auto" w:val="clear"/>
+            <w:tcW w:w="3000" w:type="dxa"/>
+            <w:shd w:val="clear" w:color="auto" w:fill="D9D9D9"/>
           </w:tcPr>
           <w:p>
             <w:r>
@@ -198,233 +334,198 @@
                 <w:b/>
                 <w:bCs/>
               </w:rPr>
-              <w:t xml:space="preserve">Projected time on 24,324,804 rows</w:t>
+              <w:t>Projected time on 24,324,804 rows</w:t>
             </w:r>
           </w:p>
         </w:tc>
       </w:tr>
       <w:tr>
+        <w:tblPrEx>
+          <w:tblCellMar>
+            <w:top w:w="0" w:type="dxa"/>
+            <w:bottom w:w="0" w:type="dxa"/>
+          </w:tblCellMar>
+        </w:tblPrEx>
         <w:tc>
           <w:tcPr>
-            <w:tcW w:type="dxa" w:w="3000"/>
+            <w:tcW w:w="3000" w:type="dxa"/>
           </w:tcPr>
           <w:p>
             <w:r>
-              <w:t xml:space="preserve">Bubble Sort</w:t>
+              <w:t>Bubble Sort</w:t>
             </w:r>
           </w:p>
         </w:tc>
         <w:tc>
           <w:tcPr>
-            <w:tcW w:type="dxa" w:w="3000"/>
+            <w:tcW w:w="3000" w:type="dxa"/>
           </w:tcPr>
           <w:p>
             <w:r>
-              <w:t xml:space="preserve">9.4715 × 10⁻⁸</w:t>
+              <w:t>9.4715 × 10⁻⁸</w:t>
             </w:r>
           </w:p>
         </w:tc>
         <w:tc>
           <w:tcPr>
-            <w:tcW w:type="dxa" w:w="3000"/>
+            <w:tcW w:w="3000" w:type="dxa"/>
           </w:tcPr>
           <w:p>
             <w:r>
-              <w:t xml:space="preserve">≈ 1.78 years</w:t>
+              <w:t>≈ 1.78 years</w:t>
             </w:r>
           </w:p>
         </w:tc>
       </w:tr>
       <w:tr>
+        <w:tblPrEx>
+          <w:tblCellMar>
+            <w:top w:w="0" w:type="dxa"/>
+            <w:bottom w:w="0" w:type="dxa"/>
+          </w:tblCellMar>
+        </w:tblPrEx>
         <w:tc>
           <w:tcPr>
-            <w:tcW w:type="dxa" w:w="3000"/>
+            <w:tcW w:w="3000" w:type="dxa"/>
           </w:tcPr>
           <w:p>
             <w:r>
-              <w:t xml:space="preserve">Selection Sort</w:t>
+              <w:t>Selection Sort</w:t>
             </w:r>
           </w:p>
         </w:tc>
         <w:tc>
           <w:tcPr>
-            <w:tcW w:type="dxa" w:w="3000"/>
+            <w:tcW w:w="3000" w:type="dxa"/>
           </w:tcPr>
           <w:p>
             <w:r>
-              <w:t xml:space="preserve">3.4985 × 10⁻⁸</w:t>
+              <w:t>3.4985 × 10⁻⁸</w:t>
             </w:r>
           </w:p>
         </w:tc>
         <w:tc>
           <w:tcPr>
-            <w:tcW w:type="dxa" w:w="3000"/>
+            <w:tcW w:w="3000" w:type="dxa"/>
           </w:tcPr>
           <w:p>
             <w:r>
-              <w:t xml:space="preserve">≈ 239.6 days</w:t>
+              <w:t>≈ 239.6 days</w:t>
             </w:r>
           </w:p>
         </w:tc>
       </w:tr>
       <w:tr>
+        <w:tblPrEx>
+          <w:tblCellMar>
+            <w:top w:w="0" w:type="dxa"/>
+            <w:bottom w:w="0" w:type="dxa"/>
+          </w:tblCellMar>
+        </w:tblPrEx>
         <w:tc>
           <w:tcPr>
-            <w:tcW w:type="dxa" w:w="3000"/>
+            <w:tcW w:w="3000" w:type="dxa"/>
           </w:tcPr>
           <w:p>
             <w:r>
-              <w:t xml:space="preserve">Insertion Sort</w:t>
+              <w:t>Insertion Sort</w:t>
             </w:r>
           </w:p>
         </w:tc>
         <w:tc>
           <w:tcPr>
-            <w:tcW w:type="dxa" w:w="3000"/>
+            <w:tcW w:w="3000" w:type="dxa"/>
           </w:tcPr>
           <w:p>
             <w:r>
-              <w:t xml:space="preserve">4.1112 × 10⁻⁸</w:t>
+              <w:t>4.1112 × 10⁻⁸</w:t>
             </w:r>
           </w:p>
         </w:tc>
         <w:tc>
           <w:tcPr>
-            <w:tcW w:type="dxa" w:w="3000"/>
+            <w:tcW w:w="3000" w:type="dxa"/>
           </w:tcPr>
           <w:p>
             <w:r>
-              <w:t xml:space="preserve">≈ 281.6 days</w:t>
+              <w:t>≈ 281.6 days</w:t>
             </w:r>
           </w:p>
         </w:tc>
       </w:tr>
       <w:tr>
+        <w:tblPrEx>
+          <w:tblCellMar>
+            <w:top w:w="0" w:type="dxa"/>
+            <w:bottom w:w="0" w:type="dxa"/>
+          </w:tblCellMar>
+        </w:tblPrEx>
         <w:tc>
           <w:tcPr>
-            <w:tcW w:type="dxa" w:w="3000"/>
+            <w:tcW w:w="3000" w:type="dxa"/>
           </w:tcPr>
           <w:p>
             <w:r>
-              <w:t xml:space="preserve">Built-in sorted() (Timsort)</w:t>
+              <w:t>Built-in sorted() (</w:t>
+            </w:r>
+            <w:proofErr w:type="spellStart"/>
+            <w:r>
+              <w:t>Timsort</w:t>
+            </w:r>
+            <w:proofErr w:type="spellEnd"/>
+            <w:r>
+              <w:t>)</w:t>
             </w:r>
           </w:p>
         </w:tc>
         <w:tc>
           <w:tcPr>
-            <w:tcW w:type="dxa" w:w="3000"/>
+            <w:tcW w:w="3000" w:type="dxa"/>
           </w:tcPr>
           <w:p>
             <w:r>
-              <w:t xml:space="preserve">8.7878 × 10⁻⁹ (× n·log₂n)</w:t>
+              <w:t xml:space="preserve">8.7878 × 10⁻⁹ (× </w:t>
+            </w:r>
+            <w:proofErr w:type="spellStart"/>
+            <w:r>
+              <w:t>n·log₂n</w:t>
+            </w:r>
+            <w:proofErr w:type="spellEnd"/>
+            <w:r>
+              <w:t>)</w:t>
             </w:r>
           </w:p>
         </w:tc>
         <w:tc>
           <w:tcPr>
-            <w:tcW w:type="dxa" w:w="3000"/>
+            <w:tcW w:w="3000" w:type="dxa"/>
           </w:tcPr>
           <w:p>
             <w:r>
-              <w:t xml:space="preserve">≈ 5.24 seconds</w:t>
+              <w:t>≈ 5.24 seconds</w:t>
             </w:r>
           </w:p>
         </w:tc>
       </w:tr>
     </w:tbl>
+    <w:p/>
     <w:sectPr>
-      <w:pgSz w:w="12240" w:h="15840" w:orient="portrait"/>
+      <w:pgSz w:w="12240" w:h="15840"/>
       <w:pgMar w:top="1440" w:right="1440" w:bottom="1440" w:left="1440" w:header="708" w:footer="708" w:gutter="0"/>
-      <w:pgNumType/>
+      <w:cols w:space="720"/>
       <w:docGrid w:linePitch="360"/>
     </w:sectPr>
   </w:body>
 </w:document>
 </file>
 
-<file path=word/comments.xml><?xml version="1.0" encoding="utf-8"?>
-<w:comments xmlns:cx="http://schemas.microsoft.com/office/drawing/2014/chartex" xmlns:cx1="http://schemas.microsoft.com/office/drawing/2015/9/8/chartex" xmlns:cx2="http://schemas.microsoft.com/office/drawing/2015/10/21/chartex" xmlns:cx3="http://schemas.microsoft.com/office/drawing/2016/5/9/chartex" xmlns:cx4="http://schemas.microsoft.com/office/drawing/2016/5/10/chartex" xmlns:cx5="http://schemas.microsoft.com/office/drawing/2016/5/11/chartex" xmlns:cx6="http://schemas.microsoft.com/office/drawing/2016/5/12/chartex" xmlns:cx7="http://schemas.microsoft.com/office/drawing/2016/5/13/chartex" xmlns:cx8="http://schemas.microsoft.com/office/drawing/2016/5/14/chartex" xmlns:mc="http://schemas.openxmlformats.org/markup-compatibility/2006" xmlns:aink="http://schemas.microsoft.com/office/drawing/2016/ink" xmlns:am3d="http://schemas.microsoft.com/office/drawing/2017/model3d" xmlns:o="urn:schemas-microsoft-com:office:office" xmlns:r="http://schemas.openxmlformats.org/officeDocument/2006/relationships" xmlns:m="http://schemas.openxmlformats.org/officeDocument/2006/math" xmlns:v="urn:schemas-microsoft-com:vml" xmlns:wp14="http://schemas.microsoft.com/office/word/2010/wordprocessingDrawing" xmlns:wp="http://schemas.openxmlformats.org/drawingml/2006/wordprocessingDrawing" xmlns:w10="urn:schemas-microsoft-com:office:word" xmlns:w="http://schemas.openxmlformats.org/wordprocessingml/2006/main" xmlns:w14="http://schemas.microsoft.com/office/word/2010/wordml" xmlns:w15="http://schemas.microsoft.com/office/word/2012/wordml" xmlns:w16cex="http://schemas.microsoft.com/office/word/2018/wordml/cex" xmlns:w16cid="http://schemas.microsoft.com/office/word/2016/wordml/cid" xmlns:w16="http://schemas.microsoft.com/office/word/2018/wordml" xmlns:w16sdtdh="http://schemas.microsoft.com/office/word/2020/wordml/sdtdatahash" xmlns:w16se="http://schemas.microsoft.com/office/word/2015/wordml/symex" xmlns:wpg="http://schemas.microsoft.com/office/word/2010/wordprocessingGroup" xmlns:wpi="http://schemas.microsoft.com/office/word/2010/wordprocessingInk" xmlns:wne="http://schemas.microsoft.com/office/word/2006/wordml" xmlns:wps="http://schemas.microsoft.com/office/word/2010/wordprocessingShape"/>
-</file>
-
-<file path=word/endnotes.xml><?xml version="1.0" encoding="utf-8"?>
-<w:endnotes xmlns:wpc="http://schemas.microsoft.com/office/word/2010/wordprocessingCanvas" xmlns:mc="http://schemas.openxmlformats.org/markup-compatibility/2006" xmlns:o="urn:schemas-microsoft-com:office:office" xmlns:r="http://schemas.openxmlformats.org/officeDocument/2006/relationships" xmlns:m="http://schemas.openxmlformats.org/officeDocument/2006/math" xmlns:v="urn:schemas-microsoft-com:vml" xmlns:wp14="http://schemas.microsoft.com/office/word/2010/wordprocessingDrawing" xmlns:wp="http://schemas.openxmlformats.org/drawingml/2006/wordprocessingDrawing" xmlns:w10="urn:schemas-microsoft-com:office:word" xmlns:w="http://schemas.openxmlformats.org/wordprocessingml/2006/main" xmlns:w14="http://schemas.microsoft.com/office/word/2010/wordml" xmlns:w15="http://schemas.microsoft.com/office/word/2012/wordml" xmlns:wpg="http://schemas.microsoft.com/office/word/2010/wordprocessingGroup" xmlns:wpi="http://schemas.microsoft.com/office/word/2010/wordprocessingInk" xmlns:wne="http://schemas.microsoft.com/office/word/2006/wordml" xmlns:wps="http://schemas.microsoft.com/office/word/2010/wordprocessingShape" mc:Ignorable="w14 w15 wp14">
-  <w:endnote w:type="separator" w:id="-1">
-    <w:p>
-      <w:pPr>
-        <w:spacing w:after="0" w:line="240" w:lineRule="auto"/>
-      </w:pPr>
-      <w:r>
-        <w:rPr>
-          <w:rStyle w:val="EndnoteReference"/>
-        </w:rPr>
-        <w:endnoteRef/>
-      </w:r>
-      <w:r>
-        <w:separator/>
-      </w:r>
-    </w:p>
-  </w:endnote>
-  <w:endnote w:type="continuationSeparator" w:id="0">
-    <w:p>
-      <w:pPr>
-        <w:spacing w:after="0" w:line="240" w:lineRule="auto"/>
-      </w:pPr>
-      <w:r>
-        <w:rPr>
-          <w:rStyle w:val="EndnoteReference"/>
-        </w:rPr>
-        <w:endnoteRef/>
-      </w:r>
-      <w:r>
-        <w:continuationSeparator/>
-      </w:r>
-    </w:p>
-  </w:endnote>
-</w:endnotes>
-</file>
-
-<file path=word/footnotes.xml><?xml version="1.0" encoding="utf-8"?>
-<w:footnotes xmlns:wpc="http://schemas.microsoft.com/office/word/2010/wordprocessingCanvas" xmlns:mc="http://schemas.openxmlformats.org/markup-compatibility/2006" xmlns:o="urn:schemas-microsoft-com:office:office" xmlns:r="http://schemas.openxmlformats.org/officeDocument/2006/relationships" xmlns:m="http://schemas.openxmlformats.org/officeDocument/2006/math" xmlns:v="urn:schemas-microsoft-com:vml" xmlns:wp14="http://schemas.microsoft.com/office/word/2010/wordprocessingDrawing" xmlns:wp="http://schemas.openxmlformats.org/drawingml/2006/wordprocessingDrawing" xmlns:w10="urn:schemas-microsoft-com:office:word" xmlns:w="http://schemas.openxmlformats.org/wordprocessingml/2006/main" xmlns:w14="http://schemas.microsoft.com/office/word/2010/wordml" xmlns:w15="http://schemas.microsoft.com/office/word/2012/wordml" xmlns:wpg="http://schemas.microsoft.com/office/word/2010/wordprocessingGroup" xmlns:wpi="http://schemas.microsoft.com/office/word/2010/wordprocessingInk" xmlns:wne="http://schemas.microsoft.com/office/word/2006/wordml" xmlns:wps="http://schemas.microsoft.com/office/word/2010/wordprocessingShape" mc:Ignorable="w14 w15 wp14">
-  <w:footnote w:type="separator" w:id="-1">
-    <w:p>
-      <w:pPr>
-        <w:spacing w:after="0" w:line="240" w:lineRule="auto"/>
-      </w:pPr>
-      <w:r>
-        <w:rPr>
-          <w:rStyle w:val="FootnoteReference"/>
-        </w:rPr>
-        <w:footnoteRef/>
-      </w:r>
-      <w:r>
-        <w:separator/>
-      </w:r>
-    </w:p>
-  </w:footnote>
-  <w:footnote w:type="continuationSeparator" w:id="0">
-    <w:p>
-      <w:pPr>
-        <w:spacing w:after="0" w:line="240" w:lineRule="auto"/>
-      </w:pPr>
-      <w:r>
-        <w:rPr>
-          <w:rStyle w:val="FootnoteReference"/>
-        </w:rPr>
-        <w:footnoteRef/>
-      </w:r>
-      <w:r>
-        <w:continuationSeparator/>
-      </w:r>
-    </w:p>
-  </w:footnote>
-</w:footnotes>
-</file>
-
 <file path=word/numbering.xml><?xml version="1.0" encoding="utf-8"?>
 <w:numbering xmlns:wpc="http://schemas.microsoft.com/office/word/2010/wordprocessingCanvas" xmlns:mc="http://schemas.openxmlformats.org/markup-compatibility/2006" xmlns:o="urn:schemas-microsoft-com:office:office" xmlns:r="http://schemas.openxmlformats.org/officeDocument/2006/relationships" xmlns:m="http://schemas.openxmlformats.org/officeDocument/2006/math" xmlns:v="urn:schemas-microsoft-com:vml" xmlns:wp14="http://schemas.microsoft.com/office/word/2010/wordprocessingDrawing" xmlns:wp="http://schemas.openxmlformats.org/drawingml/2006/wordprocessingDrawing" xmlns:w10="urn:schemas-microsoft-com:office:word" xmlns:w="http://schemas.openxmlformats.org/wordprocessingml/2006/main" xmlns:w14="http://schemas.microsoft.com/office/word/2010/wordml" xmlns:w15="http://schemas.microsoft.com/office/word/2012/wordml" xmlns:wpg="http://schemas.microsoft.com/office/word/2010/wordprocessingGroup" xmlns:wpi="http://schemas.microsoft.com/office/word/2010/wordprocessingInk" xmlns:wne="http://schemas.microsoft.com/office/word/2006/wordml" xmlns:wps="http://schemas.microsoft.com/office/word/2010/wordprocessingShape" mc:Ignorable="w14 w15 wp14">
-  <w:abstractNum w:abstractNumId="1" w15:restartNumberingAfterBreak="0">
+  <w:abstractNum w:abstractNumId="0" w15:restartNumberingAfterBreak="0">
+    <w:nsid w:val="331E4437"/>
     <w:multiLevelType w:val="hybridMultilevel"/>
-    <w:lvl w:ilvl="0" w15:tentative="1">
+    <w:tmpl w:val="5254CB44"/>
+    <w:lvl w:ilvl="0" w:tplc="9D7E5F3E">
       <w:start w:val="1"/>
       <w:numFmt w:val="bullet"/>
       <w:lvlText w:val="●"/>
@@ -433,7 +534,7 @@
         <w:ind w:left="720" w:hanging="360"/>
       </w:pPr>
     </w:lvl>
-    <w:lvl w:ilvl="1" w15:tentative="1">
+    <w:lvl w:ilvl="1" w:tplc="270AF952">
       <w:start w:val="1"/>
       <w:numFmt w:val="bullet"/>
       <w:lvlText w:val="○"/>
@@ -442,7 +543,7 @@
         <w:ind w:left="1440" w:hanging="360"/>
       </w:pPr>
     </w:lvl>
-    <w:lvl w:ilvl="2" w15:tentative="1">
+    <w:lvl w:ilvl="2" w:tplc="5E38DFFC">
       <w:start w:val="1"/>
       <w:numFmt w:val="bullet"/>
       <w:lvlText w:val="■"/>
@@ -451,7 +552,7 @@
         <w:ind w:left="2160" w:hanging="360"/>
       </w:pPr>
     </w:lvl>
-    <w:lvl w:ilvl="3" w15:tentative="1">
+    <w:lvl w:ilvl="3" w:tplc="4C082A22">
       <w:start w:val="1"/>
       <w:numFmt w:val="bullet"/>
       <w:lvlText w:val="●"/>
@@ -460,7 +561,7 @@
         <w:ind w:left="2880" w:hanging="360"/>
       </w:pPr>
     </w:lvl>
-    <w:lvl w:ilvl="4" w15:tentative="1">
+    <w:lvl w:ilvl="4" w:tplc="E222F608">
       <w:start w:val="1"/>
       <w:numFmt w:val="bullet"/>
       <w:lvlText w:val="○"/>
@@ -469,7 +570,7 @@
         <w:ind w:left="3600" w:hanging="360"/>
       </w:pPr>
     </w:lvl>
-    <w:lvl w:ilvl="5" w15:tentative="1">
+    <w:lvl w:ilvl="5" w:tplc="4EF0C20E">
       <w:start w:val="1"/>
       <w:numFmt w:val="bullet"/>
       <w:lvlText w:val="■"/>
@@ -478,7 +579,7 @@
         <w:ind w:left="4320" w:hanging="360"/>
       </w:pPr>
     </w:lvl>
-    <w:lvl w:ilvl="6" w15:tentative="1">
+    <w:lvl w:ilvl="6" w:tplc="0B10ACE8">
       <w:start w:val="1"/>
       <w:numFmt w:val="bullet"/>
       <w:lvlText w:val="●"/>
@@ -487,7 +588,7 @@
         <w:ind w:left="5040" w:hanging="360"/>
       </w:pPr>
     </w:lvl>
-    <w:lvl w:ilvl="7" w15:tentative="1">
+    <w:lvl w:ilvl="7" w:tplc="C25E3470">
       <w:start w:val="1"/>
       <w:numFmt w:val="bullet"/>
       <w:lvlText w:val="●"/>
@@ -496,7 +597,7 @@
         <w:ind w:left="5760" w:hanging="360"/>
       </w:pPr>
     </w:lvl>
-    <w:lvl w:ilvl="8" w15:tentative="1">
+    <w:lvl w:ilvl="8" w:tplc="F454BFA8">
       <w:start w:val="1"/>
       <w:numFmt w:val="bullet"/>
       <w:lvlText w:val="●"/>
@@ -507,7 +608,7 @@
     </w:lvl>
   </w:abstractNum>
   <w:num w:numId="1">
-    <w:abstractNumId w:val="1"/>
+    <w:abstractNumId w:val="0"/>
     <w:lvlOverride w:ilvl="0">
       <w:startOverride w:val="1"/>
     </w:lvlOverride>
@@ -518,85 +619,496 @@
 <file path=word/styles.xml><?xml version="1.0" encoding="utf-8"?>
 <w:styles xmlns:mc="http://schemas.openxmlformats.org/markup-compatibility/2006" xmlns:r="http://schemas.openxmlformats.org/officeDocument/2006/relationships" xmlns:w="http://schemas.openxmlformats.org/wordprocessingml/2006/main" xmlns:w14="http://schemas.microsoft.com/office/word/2010/wordml" xmlns:w15="http://schemas.microsoft.com/office/word/2012/wordml" mc:Ignorable="w14 w15">
   <w:docDefaults>
-    <w:rPrDefault/>
+    <w:rPrDefault>
+      <w:rPr>
+        <w:rFonts w:ascii="Times New Roman" w:eastAsia="Times New Roman" w:hAnsi="Times New Roman" w:cs="Times New Roman"/>
+        <w:lang w:val="en-US" w:eastAsia="en-US" w:bidi="ar-SA"/>
+      </w:rPr>
+    </w:rPrDefault>
     <w:pPrDefault/>
   </w:docDefaults>
+  <w:latentStyles w:defLockedState="0" w:defUIPriority="99" w:defSemiHidden="0" w:defUnhideWhenUsed="0" w:defQFormat="0" w:count="371">
+    <w:lsdException w:name="Normal" w:uiPriority="0" w:qFormat="1"/>
+    <w:lsdException w:name="heading 1" w:uiPriority="9" w:qFormat="1"/>
+    <w:lsdException w:name="heading 2" w:semiHidden="1" w:uiPriority="9" w:unhideWhenUsed="1" w:qFormat="1"/>
+    <w:lsdException w:name="heading 3" w:semiHidden="1" w:uiPriority="9" w:unhideWhenUsed="1" w:qFormat="1"/>
+    <w:lsdException w:name="heading 4" w:semiHidden="1" w:uiPriority="9" w:unhideWhenUsed="1" w:qFormat="1"/>
+    <w:lsdException w:name="heading 5" w:semiHidden="1" w:uiPriority="9" w:unhideWhenUsed="1" w:qFormat="1"/>
+    <w:lsdException w:name="heading 6" w:semiHidden="1" w:uiPriority="9" w:unhideWhenUsed="1" w:qFormat="1"/>
+    <w:lsdException w:name="heading 7" w:semiHidden="1" w:uiPriority="9" w:unhideWhenUsed="1" w:qFormat="1"/>
+    <w:lsdException w:name="heading 8" w:semiHidden="1" w:uiPriority="9" w:unhideWhenUsed="1" w:qFormat="1"/>
+    <w:lsdException w:name="heading 9" w:semiHidden="1" w:uiPriority="9" w:unhideWhenUsed="1" w:qFormat="1"/>
+    <w:lsdException w:name="index 1" w:semiHidden="1" w:unhideWhenUsed="1"/>
+    <w:lsdException w:name="index 2" w:semiHidden="1" w:unhideWhenUsed="1"/>
+    <w:lsdException w:name="index 3" w:semiHidden="1" w:unhideWhenUsed="1"/>
+    <w:lsdException w:name="index 4" w:semiHidden="1" w:unhideWhenUsed="1"/>
+    <w:lsdException w:name="index 5" w:semiHidden="1" w:unhideWhenUsed="1"/>
+    <w:lsdException w:name="index 6" w:semiHidden="1" w:unhideWhenUsed="1"/>
+    <w:lsdException w:name="index 7" w:semiHidden="1" w:unhideWhenUsed="1"/>
+    <w:lsdException w:name="index 8" w:semiHidden="1" w:unhideWhenUsed="1"/>
+    <w:lsdException w:name="index 9" w:semiHidden="1" w:unhideWhenUsed="1"/>
+    <w:lsdException w:name="toc 1" w:semiHidden="1" w:uiPriority="39" w:unhideWhenUsed="1"/>
+    <w:lsdException w:name="toc 2" w:semiHidden="1" w:uiPriority="39" w:unhideWhenUsed="1"/>
+    <w:lsdException w:name="toc 3" w:semiHidden="1" w:uiPriority="39" w:unhideWhenUsed="1"/>
+    <w:lsdException w:name="toc 4" w:semiHidden="1" w:uiPriority="39" w:unhideWhenUsed="1"/>
+    <w:lsdException w:name="toc 5" w:semiHidden="1" w:uiPriority="39" w:unhideWhenUsed="1"/>
+    <w:lsdException w:name="toc 6" w:semiHidden="1" w:uiPriority="39" w:unhideWhenUsed="1"/>
+    <w:lsdException w:name="toc 7" w:semiHidden="1" w:uiPriority="39" w:unhideWhenUsed="1"/>
+    <w:lsdException w:name="toc 8" w:semiHidden="1" w:uiPriority="39" w:unhideWhenUsed="1"/>
+    <w:lsdException w:name="toc 9" w:semiHidden="1" w:uiPriority="39" w:unhideWhenUsed="1"/>
+    <w:lsdException w:name="Normal Indent" w:semiHidden="1" w:unhideWhenUsed="1"/>
+    <w:lsdException w:name="footnote text" w:semiHidden="1" w:unhideWhenUsed="1"/>
+    <w:lsdException w:name="annotation text" w:semiHidden="1" w:unhideWhenUsed="1"/>
+    <w:lsdException w:name="header" w:semiHidden="1" w:unhideWhenUsed="1"/>
+    <w:lsdException w:name="footer" w:semiHidden="1" w:unhideWhenUsed="1"/>
+    <w:lsdException w:name="index heading" w:semiHidden="1" w:unhideWhenUsed="1"/>
+    <w:lsdException w:name="caption" w:semiHidden="1" w:uiPriority="35" w:unhideWhenUsed="1" w:qFormat="1"/>
+    <w:lsdException w:name="table of figures" w:semiHidden="1" w:unhideWhenUsed="1"/>
+    <w:lsdException w:name="envelope address" w:semiHidden="1" w:unhideWhenUsed="1"/>
+    <w:lsdException w:name="envelope return" w:semiHidden="1" w:unhideWhenUsed="1"/>
+    <w:lsdException w:name="footnote reference" w:semiHidden="1" w:unhideWhenUsed="1"/>
+    <w:lsdException w:name="annotation reference" w:semiHidden="1" w:unhideWhenUsed="1"/>
+    <w:lsdException w:name="line number" w:semiHidden="1" w:unhideWhenUsed="1"/>
+    <w:lsdException w:name="page number" w:semiHidden="1" w:unhideWhenUsed="1"/>
+    <w:lsdException w:name="endnote reference" w:semiHidden="1" w:unhideWhenUsed="1"/>
+    <w:lsdException w:name="endnote text" w:semiHidden="1" w:unhideWhenUsed="1"/>
+    <w:lsdException w:name="table of authorities" w:semiHidden="1" w:unhideWhenUsed="1"/>
+    <w:lsdException w:name="macro" w:semiHidden="1" w:unhideWhenUsed="1"/>
+    <w:lsdException w:name="toa heading" w:semiHidden="1" w:unhideWhenUsed="1"/>
+    <w:lsdException w:name="List" w:semiHidden="1" w:unhideWhenUsed="1"/>
+    <w:lsdException w:name="List Bullet" w:semiHidden="1" w:unhideWhenUsed="1"/>
+    <w:lsdException w:name="List Number" w:semiHidden="1" w:unhideWhenUsed="1"/>
+    <w:lsdException w:name="List 2" w:semiHidden="1" w:unhideWhenUsed="1"/>
+    <w:lsdException w:name="List 3" w:semiHidden="1" w:unhideWhenUsed="1"/>
+    <w:lsdException w:name="List 4" w:semiHidden="1" w:unhideWhenUsed="1"/>
+    <w:lsdException w:name="List 5" w:semiHidden="1" w:unhideWhenUsed="1"/>
+    <w:lsdException w:name="List Bullet 2" w:semiHidden="1" w:unhideWhenUsed="1"/>
+    <w:lsdException w:name="List Bullet 3" w:semiHidden="1" w:unhideWhenUsed="1"/>
+    <w:lsdException w:name="List Bullet 4" w:semiHidden="1" w:unhideWhenUsed="1"/>
+    <w:lsdException w:name="List Bullet 5" w:semiHidden="1" w:unhideWhenUsed="1"/>
+    <w:lsdException w:name="List Number 2" w:semiHidden="1" w:unhideWhenUsed="1"/>
+    <w:lsdException w:name="List Number 3" w:semiHidden="1" w:unhideWhenUsed="1"/>
+    <w:lsdException w:name="List Number 4" w:semiHidden="1" w:unhideWhenUsed="1"/>
+    <w:lsdException w:name="List Number 5" w:semiHidden="1" w:unhideWhenUsed="1"/>
+    <w:lsdException w:name="Title" w:uiPriority="10" w:qFormat="1"/>
+    <w:lsdException w:name="Closing" w:semiHidden="1" w:unhideWhenUsed="1"/>
+    <w:lsdException w:name="Signature" w:semiHidden="1" w:unhideWhenUsed="1"/>
+    <w:lsdException w:name="Default Paragraph Font" w:semiHidden="1" w:uiPriority="1" w:unhideWhenUsed="1"/>
+    <w:lsdException w:name="Body Text" w:semiHidden="1" w:unhideWhenUsed="1"/>
+    <w:lsdException w:name="Body Text Indent" w:semiHidden="1" w:unhideWhenUsed="1"/>
+    <w:lsdException w:name="List Continue" w:semiHidden="1" w:unhideWhenUsed="1"/>
+    <w:lsdException w:name="List Continue 2" w:semiHidden="1" w:unhideWhenUsed="1"/>
+    <w:lsdException w:name="List Continue 3" w:semiHidden="1" w:unhideWhenUsed="1"/>
+    <w:lsdException w:name="List Continue 4" w:semiHidden="1" w:unhideWhenUsed="1"/>
+    <w:lsdException w:name="List Continue 5" w:semiHidden="1" w:unhideWhenUsed="1"/>
+    <w:lsdException w:name="Message Header" w:semiHidden="1" w:unhideWhenUsed="1"/>
+    <w:lsdException w:name="Subtitle" w:uiPriority="11" w:qFormat="1"/>
+    <w:lsdException w:name="Salutation" w:semiHidden="1" w:unhideWhenUsed="1"/>
+    <w:lsdException w:name="Date" w:semiHidden="1" w:unhideWhenUsed="1"/>
+    <w:lsdException w:name="Body Text First Indent" w:semiHidden="1" w:unhideWhenUsed="1"/>
+    <w:lsdException w:name="Body Text First Indent 2" w:semiHidden="1" w:unhideWhenUsed="1"/>
+    <w:lsdException w:name="Note Heading" w:semiHidden="1" w:unhideWhenUsed="1"/>
+    <w:lsdException w:name="Body Text 2" w:semiHidden="1" w:unhideWhenUsed="1"/>
+    <w:lsdException w:name="Body Text 3" w:semiHidden="1" w:unhideWhenUsed="1"/>
+    <w:lsdException w:name="Body Text Indent 2" w:semiHidden="1" w:unhideWhenUsed="1"/>
+    <w:lsdException w:name="Body Text Indent 3" w:semiHidden="1" w:unhideWhenUsed="1"/>
+    <w:lsdException w:name="Block Text" w:semiHidden="1" w:unhideWhenUsed="1"/>
+    <w:lsdException w:name="Hyperlink" w:semiHidden="1" w:unhideWhenUsed="1"/>
+    <w:lsdException w:name="FollowedHyperlink" w:semiHidden="1" w:unhideWhenUsed="1"/>
+    <w:lsdException w:name="Strong" w:uiPriority="22" w:qFormat="1"/>
+    <w:lsdException w:name="Emphasis" w:uiPriority="20" w:qFormat="1"/>
+    <w:lsdException w:name="Document Map" w:semiHidden="1" w:unhideWhenUsed="1"/>
+    <w:lsdException w:name="Plain Text" w:semiHidden="1" w:unhideWhenUsed="1"/>
+    <w:lsdException w:name="E-mail Signature" w:semiHidden="1" w:unhideWhenUsed="1"/>
+    <w:lsdException w:name="HTML Top of Form" w:semiHidden="1" w:unhideWhenUsed="1"/>
+    <w:lsdException w:name="HTML Bottom of Form" w:semiHidden="1" w:unhideWhenUsed="1"/>
+    <w:lsdException w:name="Normal (Web)" w:semiHidden="1" w:unhideWhenUsed="1"/>
+    <w:lsdException w:name="HTML Acronym" w:semiHidden="1" w:unhideWhenUsed="1"/>
+    <w:lsdException w:name="HTML Address" w:semiHidden="1" w:unhideWhenUsed="1"/>
+    <w:lsdException w:name="HTML Cite" w:semiHidden="1" w:unhideWhenUsed="1"/>
+    <w:lsdException w:name="HTML Code" w:semiHidden="1" w:unhideWhenUsed="1"/>
+    <w:lsdException w:name="HTML Definition" w:semiHidden="1" w:unhideWhenUsed="1"/>
+    <w:lsdException w:name="HTML Keyboard" w:semiHidden="1" w:unhideWhenUsed="1"/>
+    <w:lsdException w:name="HTML Preformatted" w:semiHidden="1" w:unhideWhenUsed="1"/>
+    <w:lsdException w:name="HTML Sample" w:semiHidden="1" w:unhideWhenUsed="1"/>
+    <w:lsdException w:name="HTML Typewriter" w:semiHidden="1" w:unhideWhenUsed="1"/>
+    <w:lsdException w:name="HTML Variable" w:semiHidden="1" w:unhideWhenUsed="1"/>
+    <w:lsdException w:name="Normal Table" w:semiHidden="1" w:unhideWhenUsed="1"/>
+    <w:lsdException w:name="annotation subject" w:semiHidden="1" w:unhideWhenUsed="1"/>
+    <w:lsdException w:name="No List" w:semiHidden="1" w:unhideWhenUsed="1"/>
+    <w:lsdException w:name="Outline List 1" w:semiHidden="1" w:unhideWhenUsed="1"/>
+    <w:lsdException w:name="Outline List 2" w:semiHidden="1" w:unhideWhenUsed="1"/>
+    <w:lsdException w:name="Outline List 3" w:semiHidden="1" w:unhideWhenUsed="1"/>
+    <w:lsdException w:name="Table Simple 1" w:semiHidden="1" w:unhideWhenUsed="1"/>
+    <w:lsdException w:name="Table Simple 2" w:semiHidden="1" w:unhideWhenUsed="1"/>
+    <w:lsdException w:name="Table Simple 3" w:semiHidden="1" w:unhideWhenUsed="1"/>
+    <w:lsdException w:name="Table Classic 1" w:semiHidden="1" w:unhideWhenUsed="1"/>
+    <w:lsdException w:name="Table Classic 2" w:semiHidden="1" w:unhideWhenUsed="1"/>
+    <w:lsdException w:name="Table Classic 3" w:semiHidden="1" w:unhideWhenUsed="1"/>
+    <w:lsdException w:name="Table Classic 4" w:semiHidden="1" w:unhideWhenUsed="1"/>
+    <w:lsdException w:name="Table Colorful 1" w:semiHidden="1" w:unhideWhenUsed="1"/>
+    <w:lsdException w:name="Table Colorful 2" w:semiHidden="1" w:unhideWhenUsed="1"/>
+    <w:lsdException w:name="Table Colorful 3" w:semiHidden="1" w:unhideWhenUsed="1"/>
+    <w:lsdException w:name="Table Columns 1" w:semiHidden="1" w:unhideWhenUsed="1"/>
+    <w:lsdException w:name="Table Columns 2" w:semiHidden="1" w:unhideWhenUsed="1"/>
+    <w:lsdException w:name="Table Columns 3" w:semiHidden="1" w:unhideWhenUsed="1"/>
+    <w:lsdException w:name="Table Columns 4" w:semiHidden="1" w:unhideWhenUsed="1"/>
+    <w:lsdException w:name="Table Columns 5" w:semiHidden="1" w:unhideWhenUsed="1"/>
+    <w:lsdException w:name="Table Grid 1" w:semiHidden="1" w:unhideWhenUsed="1"/>
+    <w:lsdException w:name="Table Grid 2" w:semiHidden="1" w:unhideWhenUsed="1"/>
+    <w:lsdException w:name="Table Grid 3" w:semiHidden="1" w:unhideWhenUsed="1"/>
+    <w:lsdException w:name="Table Grid 4" w:semiHidden="1" w:unhideWhenUsed="1"/>
+    <w:lsdException w:name="Table Grid 5" w:semiHidden="1" w:unhideWhenUsed="1"/>
+    <w:lsdException w:name="Table Grid 6" w:semiHidden="1" w:unhideWhenUsed="1"/>
+    <w:lsdException w:name="Table Grid 7" w:semiHidden="1" w:unhideWhenUsed="1"/>
+    <w:lsdException w:name="Table Grid 8" w:semiHidden="1" w:unhideWhenUsed="1"/>
+    <w:lsdException w:name="Table List 1" w:semiHidden="1" w:unhideWhenUsed="1"/>
+    <w:lsdException w:name="Table List 2" w:semiHidden="1" w:unhideWhenUsed="1"/>
+    <w:lsdException w:name="Table List 3" w:semiHidden="1" w:unhideWhenUsed="1"/>
+    <w:lsdException w:name="Table List 4" w:semiHidden="1" w:unhideWhenUsed="1"/>
+    <w:lsdException w:name="Table List 5" w:semiHidden="1" w:unhideWhenUsed="1"/>
+    <w:lsdException w:name="Table List 6" w:semiHidden="1" w:unhideWhenUsed="1"/>
+    <w:lsdException w:name="Table List 7" w:semiHidden="1" w:unhideWhenUsed="1"/>
+    <w:lsdException w:name="Table List 8" w:semiHidden="1" w:unhideWhenUsed="1"/>
+    <w:lsdException w:name="Table 3D effects 1" w:semiHidden="1" w:unhideWhenUsed="1"/>
+    <w:lsdException w:name="Table 3D effects 2" w:semiHidden="1" w:unhideWhenUsed="1"/>
+    <w:lsdException w:name="Table 3D effects 3" w:semiHidden="1" w:unhideWhenUsed="1"/>
+    <w:lsdException w:name="Table Contemporary" w:semiHidden="1" w:unhideWhenUsed="1"/>
+    <w:lsdException w:name="Table Elegant" w:semiHidden="1" w:unhideWhenUsed="1"/>
+    <w:lsdException w:name="Table Professional" w:semiHidden="1" w:unhideWhenUsed="1"/>
+    <w:lsdException w:name="Table Subtle 1" w:semiHidden="1" w:unhideWhenUsed="1"/>
+    <w:lsdException w:name="Table Subtle 2" w:semiHidden="1" w:unhideWhenUsed="1"/>
+    <w:lsdException w:name="Table Web 1" w:semiHidden="1" w:unhideWhenUsed="1"/>
+    <w:lsdException w:name="Table Web 2" w:semiHidden="1" w:unhideWhenUsed="1"/>
+    <w:lsdException w:name="Table Web 3" w:semiHidden="1" w:unhideWhenUsed="1"/>
+    <w:lsdException w:name="Balloon Text" w:semiHidden="1" w:unhideWhenUsed="1"/>
+    <w:lsdException w:name="Table Grid" w:uiPriority="39"/>
+    <w:lsdException w:name="Table Theme" w:semiHidden="1" w:unhideWhenUsed="1"/>
+    <w:lsdException w:name="Placeholder Text" w:semiHidden="1"/>
+    <w:lsdException w:name="No Spacing" w:uiPriority="1" w:qFormat="1"/>
+    <w:lsdException w:name="Light Shading" w:uiPriority="60"/>
+    <w:lsdException w:name="Light List" w:uiPriority="61"/>
+    <w:lsdException w:name="Light Grid" w:uiPriority="62"/>
+    <w:lsdException w:name="Medium Shading 1" w:uiPriority="63"/>
+    <w:lsdException w:name="Medium Shading 2" w:uiPriority="64"/>
+    <w:lsdException w:name="Medium List 1" w:uiPriority="65"/>
+    <w:lsdException w:name="Medium List 2" w:uiPriority="66"/>
+    <w:lsdException w:name="Medium Grid 1" w:uiPriority="67"/>
+    <w:lsdException w:name="Medium Grid 2" w:uiPriority="68"/>
+    <w:lsdException w:name="Medium Grid 3" w:uiPriority="69"/>
+    <w:lsdException w:name="Dark List" w:uiPriority="70"/>
+    <w:lsdException w:name="Colorful Shading" w:uiPriority="71"/>
+    <w:lsdException w:name="Colorful List" w:uiPriority="72"/>
+    <w:lsdException w:name="Colorful Grid" w:uiPriority="73"/>
+    <w:lsdException w:name="Light Shading Accent 1" w:uiPriority="60"/>
+    <w:lsdException w:name="Light List Accent 1" w:uiPriority="61"/>
+    <w:lsdException w:name="Light Grid Accent 1" w:uiPriority="62"/>
+    <w:lsdException w:name="Medium Shading 1 Accent 1" w:uiPriority="63"/>
+    <w:lsdException w:name="Medium Shading 2 Accent 1" w:uiPriority="64"/>
+    <w:lsdException w:name="Medium List 1 Accent 1" w:uiPriority="65"/>
+    <w:lsdException w:name="Revision" w:semiHidden="1"/>
+    <w:lsdException w:name="List Paragraph" w:uiPriority="34" w:qFormat="1"/>
+    <w:lsdException w:name="Quote" w:uiPriority="29" w:qFormat="1"/>
+    <w:lsdException w:name="Intense Quote" w:uiPriority="30" w:qFormat="1"/>
+    <w:lsdException w:name="Medium List 2 Accent 1" w:uiPriority="66"/>
+    <w:lsdException w:name="Medium Grid 1 Accent 1" w:uiPriority="67"/>
+    <w:lsdException w:name="Medium Grid 2 Accent 1" w:uiPriority="68"/>
+    <w:lsdException w:name="Medium Grid 3 Accent 1" w:uiPriority="69"/>
+    <w:lsdException w:name="Dark List Accent 1" w:uiPriority="70"/>
+    <w:lsdException w:name="Colorful Shading Accent 1" w:uiPriority="71"/>
+    <w:lsdException w:name="Colorful List Accent 1" w:uiPriority="72"/>
+    <w:lsdException w:name="Colorful Grid Accent 1" w:uiPriority="73"/>
+    <w:lsdException w:name="Light Shading Accent 2" w:uiPriority="60"/>
+    <w:lsdException w:name="Light List Accent 2" w:uiPriority="61"/>
+    <w:lsdException w:name="Light Grid Accent 2" w:uiPriority="62"/>
+    <w:lsdException w:name="Medium Shading 1 Accent 2" w:uiPriority="63"/>
+    <w:lsdException w:name="Medium Shading 2 Accent 2" w:uiPriority="64"/>
+    <w:lsdException w:name="Medium List 1 Accent 2" w:uiPriority="65"/>
+    <w:lsdException w:name="Medium List 2 Accent 2" w:uiPriority="66"/>
+    <w:lsdException w:name="Medium Grid 1 Accent 2" w:uiPriority="67"/>
+    <w:lsdException w:name="Medium Grid 2 Accent 2" w:uiPriority="68"/>
+    <w:lsdException w:name="Medium Grid 3 Accent 2" w:uiPriority="69"/>
+    <w:lsdException w:name="Dark List Accent 2" w:uiPriority="70"/>
+    <w:lsdException w:name="Colorful Shading Accent 2" w:uiPriority="71"/>
+    <w:lsdException w:name="Colorful List Accent 2" w:uiPriority="72"/>
+    <w:lsdException w:name="Colorful Grid Accent 2" w:uiPriority="73"/>
+    <w:lsdException w:name="Light Shading Accent 3" w:uiPriority="60"/>
+    <w:lsdException w:name="Light List Accent 3" w:uiPriority="61"/>
+    <w:lsdException w:name="Light Grid Accent 3" w:uiPriority="62"/>
+    <w:lsdException w:name="Medium Shading 1 Accent 3" w:uiPriority="63"/>
+    <w:lsdException w:name="Medium Shading 2 Accent 3" w:uiPriority="64"/>
+    <w:lsdException w:name="Medium List 1 Accent 3" w:uiPriority="65"/>
+    <w:lsdException w:name="Medium List 2 Accent 3" w:uiPriority="66"/>
+    <w:lsdException w:name="Medium Grid 1 Accent 3" w:uiPriority="67"/>
+    <w:lsdException w:name="Medium Grid 2 Accent 3" w:uiPriority="68"/>
+    <w:lsdException w:name="Medium Grid 3 Accent 3" w:uiPriority="69"/>
+    <w:lsdException w:name="Dark List Accent 3" w:uiPriority="70"/>
+    <w:lsdException w:name="Colorful Shading Accent 3" w:uiPriority="71"/>
+    <w:lsdException w:name="Colorful List Accent 3" w:uiPriority="72"/>
+    <w:lsdException w:name="Colorful Grid Accent 3" w:uiPriority="73"/>
+    <w:lsdException w:name="Light Shading Accent 4" w:uiPriority="60"/>
+    <w:lsdException w:name="Light List Accent 4" w:uiPriority="61"/>
+    <w:lsdException w:name="Light Grid Accent 4" w:uiPriority="62"/>
+    <w:lsdException w:name="Medium Shading 1 Accent 4" w:uiPriority="63"/>
+    <w:lsdException w:name="Medium Shading 2 Accent 4" w:uiPriority="64"/>
+    <w:lsdException w:name="Medium List 1 Accent 4" w:uiPriority="65"/>
+    <w:lsdException w:name="Medium List 2 Accent 4" w:uiPriority="66"/>
+    <w:lsdException w:name="Medium Grid 1 Accent 4" w:uiPriority="67"/>
+    <w:lsdException w:name="Medium Grid 2 Accent 4" w:uiPriority="68"/>
+    <w:lsdException w:name="Medium Grid 3 Accent 4" w:uiPriority="69"/>
+    <w:lsdException w:name="Dark List Accent 4" w:uiPriority="70"/>
+    <w:lsdException w:name="Colorful Shading Accent 4" w:uiPriority="71"/>
+    <w:lsdException w:name="Colorful List Accent 4" w:uiPriority="72"/>
+    <w:lsdException w:name="Colorful Grid Accent 4" w:uiPriority="73"/>
+    <w:lsdException w:name="Light Shading Accent 5" w:uiPriority="60"/>
+    <w:lsdException w:name="Light List Accent 5" w:uiPriority="61"/>
+    <w:lsdException w:name="Light Grid Accent 5" w:uiPriority="62"/>
+    <w:lsdException w:name="Medium Shading 1 Accent 5" w:uiPriority="63"/>
+    <w:lsdException w:name="Medium Shading 2 Accent 5" w:uiPriority="64"/>
+    <w:lsdException w:name="Medium List 1 Accent 5" w:uiPriority="65"/>
+    <w:lsdException w:name="Medium List 2 Accent 5" w:uiPriority="66"/>
+    <w:lsdException w:name="Medium Grid 1 Accent 5" w:uiPriority="67"/>
+    <w:lsdException w:name="Medium Grid 2 Accent 5" w:uiPriority="68"/>
+    <w:lsdException w:name="Medium Grid 3 Accent 5" w:uiPriority="69"/>
+    <w:lsdException w:name="Dark List Accent 5" w:uiPriority="70"/>
+    <w:lsdException w:name="Colorful Shading Accent 5" w:uiPriority="71"/>
+    <w:lsdException w:name="Colorful List Accent 5" w:uiPriority="72"/>
+    <w:lsdException w:name="Colorful Grid Accent 5" w:uiPriority="73"/>
+    <w:lsdException w:name="Light Shading Accent 6" w:uiPriority="60"/>
+    <w:lsdException w:name="Light List Accent 6" w:uiPriority="61"/>
+    <w:lsdException w:name="Light Grid Accent 6" w:uiPriority="62"/>
+    <w:lsdException w:name="Medium Shading 1 Accent 6" w:uiPriority="63"/>
+    <w:lsdException w:name="Medium Shading 2 Accent 6" w:uiPriority="64"/>
+    <w:lsdException w:name="Medium List 1 Accent 6" w:uiPriority="65"/>
+    <w:lsdException w:name="Medium List 2 Accent 6" w:uiPriority="66"/>
+    <w:lsdException w:name="Medium Grid 1 Accent 6" w:uiPriority="67"/>
+    <w:lsdException w:name="Medium Grid 2 Accent 6" w:uiPriority="68"/>
+    <w:lsdException w:name="Medium Grid 3 Accent 6" w:uiPriority="69"/>
+    <w:lsdException w:name="Dark List Accent 6" w:uiPriority="70"/>
+    <w:lsdException w:name="Colorful Shading Accent 6" w:uiPriority="71"/>
+    <w:lsdException w:name="Colorful List Accent 6" w:uiPriority="72"/>
+    <w:lsdException w:name="Colorful Grid Accent 6" w:uiPriority="73"/>
+    <w:lsdException w:name="Subtle Emphasis" w:uiPriority="19" w:qFormat="1"/>
+    <w:lsdException w:name="Intense Emphasis" w:uiPriority="21" w:qFormat="1"/>
+    <w:lsdException w:name="Subtle Reference" w:uiPriority="31" w:qFormat="1"/>
+    <w:lsdException w:name="Intense Reference" w:uiPriority="32" w:qFormat="1"/>
+    <w:lsdException w:name="Book Title" w:uiPriority="33" w:qFormat="1"/>
+    <w:lsdException w:name="Bibliography" w:semiHidden="1" w:uiPriority="37" w:unhideWhenUsed="1"/>
+    <w:lsdException w:name="TOC Heading" w:semiHidden="1" w:uiPriority="39" w:unhideWhenUsed="1" w:qFormat="1"/>
+    <w:lsdException w:name="Plain Table 1" w:uiPriority="41"/>
+    <w:lsdException w:name="Plain Table 2" w:uiPriority="42"/>
+    <w:lsdException w:name="Plain Table 3" w:uiPriority="43"/>
+    <w:lsdException w:name="Plain Table 4" w:uiPriority="44"/>
+    <w:lsdException w:name="Plain Table 5" w:uiPriority="45"/>
+    <w:lsdException w:name="Grid Table Light" w:uiPriority="40"/>
+    <w:lsdException w:name="Grid Table 1 Light" w:uiPriority="46"/>
+    <w:lsdException w:name="Grid Table 2" w:uiPriority="47"/>
+    <w:lsdException w:name="Grid Table 3" w:uiPriority="48"/>
+    <w:lsdException w:name="Grid Table 4" w:uiPriority="49"/>
+    <w:lsdException w:name="Grid Table 5 Dark" w:uiPriority="50"/>
+    <w:lsdException w:name="Grid Table 6 Colorful" w:uiPriority="51"/>
+    <w:lsdException w:name="Grid Table 7 Colorful" w:uiPriority="52"/>
+    <w:lsdException w:name="Grid Table 1 Light Accent 1" w:uiPriority="46"/>
+    <w:lsdException w:name="Grid Table 2 Accent 1" w:uiPriority="47"/>
+    <w:lsdException w:name="Grid Table 3 Accent 1" w:uiPriority="48"/>
+    <w:lsdException w:name="Grid Table 4 Accent 1" w:uiPriority="49"/>
+    <w:lsdException w:name="Grid Table 5 Dark Accent 1" w:uiPriority="50"/>
+    <w:lsdException w:name="Grid Table 6 Colorful Accent 1" w:uiPriority="51"/>
+    <w:lsdException w:name="Grid Table 7 Colorful Accent 1" w:uiPriority="52"/>
+    <w:lsdException w:name="Grid Table 1 Light Accent 2" w:uiPriority="46"/>
+    <w:lsdException w:name="Grid Table 2 Accent 2" w:uiPriority="47"/>
+    <w:lsdException w:name="Grid Table 3 Accent 2" w:uiPriority="48"/>
+    <w:lsdException w:name="Grid Table 4 Accent 2" w:uiPriority="49"/>
+    <w:lsdException w:name="Grid Table 5 Dark Accent 2" w:uiPriority="50"/>
+    <w:lsdException w:name="Grid Table 6 Colorful Accent 2" w:uiPriority="51"/>
+    <w:lsdException w:name="Grid Table 7 Colorful Accent 2" w:uiPriority="52"/>
+    <w:lsdException w:name="Grid Table 1 Light Accent 3" w:uiPriority="46"/>
+    <w:lsdException w:name="Grid Table 2 Accent 3" w:uiPriority="47"/>
+    <w:lsdException w:name="Grid Table 3 Accent 3" w:uiPriority="48"/>
+    <w:lsdException w:name="Grid Table 4 Accent 3" w:uiPriority="49"/>
+    <w:lsdException w:name="Grid Table 5 Dark Accent 3" w:uiPriority="50"/>
+    <w:lsdException w:name="Grid Table 6 Colorful Accent 3" w:uiPriority="51"/>
+    <w:lsdException w:name="Grid Table 7 Colorful Accent 3" w:uiPriority="52"/>
+    <w:lsdException w:name="Grid Table 1 Light Accent 4" w:uiPriority="46"/>
+    <w:lsdException w:name="Grid Table 2 Accent 4" w:uiPriority="47"/>
+    <w:lsdException w:name="Grid Table 3 Accent 4" w:uiPriority="48"/>
+    <w:lsdException w:name="Grid Table 4 Accent 4" w:uiPriority="49"/>
+    <w:lsdException w:name="Grid Table 5 Dark Accent 4" w:uiPriority="50"/>
+    <w:lsdException w:name="Grid Table 6 Colorful Accent 4" w:uiPriority="51"/>
+    <w:lsdException w:name="Grid Table 7 Colorful Accent 4" w:uiPriority="52"/>
+    <w:lsdException w:name="Grid Table 1 Light Accent 5" w:uiPriority="46"/>
+    <w:lsdException w:name="Grid Table 2 Accent 5" w:uiPriority="47"/>
+    <w:lsdException w:name="Grid Table 3 Accent 5" w:uiPriority="48"/>
+    <w:lsdException w:name="Grid Table 4 Accent 5" w:uiPriority="49"/>
+    <w:lsdException w:name="Grid Table 5 Dark Accent 5" w:uiPriority="50"/>
+    <w:lsdException w:name="Grid Table 6 Colorful Accent 5" w:uiPriority="51"/>
+    <w:lsdException w:name="Grid Table 7 Colorful Accent 5" w:uiPriority="52"/>
+    <w:lsdException w:name="Grid Table 1 Light Accent 6" w:uiPriority="46"/>
+    <w:lsdException w:name="Grid Table 2 Accent 6" w:uiPriority="47"/>
+    <w:lsdException w:name="Grid Table 3 Accent 6" w:uiPriority="48"/>
+    <w:lsdException w:name="Grid Table 4 Accent 6" w:uiPriority="49"/>
+    <w:lsdException w:name="Grid Table 5 Dark Accent 6" w:uiPriority="50"/>
+    <w:lsdException w:name="Grid Table 6 Colorful Accent 6" w:uiPriority="51"/>
+    <w:lsdException w:name="Grid Table 7 Colorful Accent 6" w:uiPriority="52"/>
+    <w:lsdException w:name="List Table 1 Light" w:uiPriority="46"/>
+    <w:lsdException w:name="List Table 2" w:uiPriority="47"/>
+    <w:lsdException w:name="List Table 3" w:uiPriority="48"/>
+    <w:lsdException w:name="List Table 4" w:uiPriority="49"/>
+    <w:lsdException w:name="List Table 5 Dark" w:uiPriority="50"/>
+    <w:lsdException w:name="List Table 6 Colorful" w:uiPriority="51"/>
+    <w:lsdException w:name="List Table 7 Colorful" w:uiPriority="52"/>
+    <w:lsdException w:name="List Table 1 Light Accent 1" w:uiPriority="46"/>
+    <w:lsdException w:name="List Table 2 Accent 1" w:uiPriority="47"/>
+    <w:lsdException w:name="List Table 3 Accent 1" w:uiPriority="48"/>
+    <w:lsdException w:name="List Table 4 Accent 1" w:uiPriority="49"/>
+    <w:lsdException w:name="List Table 5 Dark Accent 1" w:uiPriority="50"/>
+    <w:lsdException w:name="List Table 6 Colorful Accent 1" w:uiPriority="51"/>
+    <w:lsdException w:name="List Table 7 Colorful Accent 1" w:uiPriority="52"/>
+    <w:lsdException w:name="List Table 1 Light Accent 2" w:uiPriority="46"/>
+    <w:lsdException w:name="List Table 2 Accent 2" w:uiPriority="47"/>
+    <w:lsdException w:name="List Table 3 Accent 2" w:uiPriority="48"/>
+    <w:lsdException w:name="List Table 4 Accent 2" w:uiPriority="49"/>
+    <w:lsdException w:name="List Table 5 Dark Accent 2" w:uiPriority="50"/>
+    <w:lsdException w:name="List Table 6 Colorful Accent 2" w:uiPriority="51"/>
+    <w:lsdException w:name="List Table 7 Colorful Accent 2" w:uiPriority="52"/>
+    <w:lsdException w:name="List Table 1 Light Accent 3" w:uiPriority="46"/>
+    <w:lsdException w:name="List Table 2 Accent 3" w:uiPriority="47"/>
+    <w:lsdException w:name="List Table 3 Accent 3" w:uiPriority="48"/>
+    <w:lsdException w:name="List Table 4 Accent 3" w:uiPriority="49"/>
+    <w:lsdException w:name="List Table 5 Dark Accent 3" w:uiPriority="50"/>
+    <w:lsdException w:name="List Table 6 Colorful Accent 3" w:uiPriority="51"/>
+    <w:lsdException w:name="List Table 7 Colorful Accent 3" w:uiPriority="52"/>
+    <w:lsdException w:name="List Table 1 Light Accent 4" w:uiPriority="46"/>
+    <w:lsdException w:name="List Table 2 Accent 4" w:uiPriority="47"/>
+    <w:lsdException w:name="List Table 3 Accent 4" w:uiPriority="48"/>
+    <w:lsdException w:name="List Table 4 Accent 4" w:uiPriority="49"/>
+    <w:lsdException w:name="List Table 5 Dark Accent 4" w:uiPriority="50"/>
+    <w:lsdException w:name="List Table 6 Colorful Accent 4" w:uiPriority="51"/>
+    <w:lsdException w:name="List Table 7 Colorful Accent 4" w:uiPriority="52"/>
+    <w:lsdException w:name="List Table 1 Light Accent 5" w:uiPriority="46"/>
+    <w:lsdException w:name="List Table 2 Accent 5" w:uiPriority="47"/>
+    <w:lsdException w:name="List Table 3 Accent 5" w:uiPriority="48"/>
+    <w:lsdException w:name="List Table 4 Accent 5" w:uiPriority="49"/>
+    <w:lsdException w:name="List Table 5 Dark Accent 5" w:uiPriority="50"/>
+    <w:lsdException w:name="List Table 6 Colorful Accent 5" w:uiPriority="51"/>
+    <w:lsdException w:name="List Table 7 Colorful Accent 5" w:uiPriority="52"/>
+    <w:lsdException w:name="List Table 1 Light Accent 6" w:uiPriority="46"/>
+    <w:lsdException w:name="List Table 2 Accent 6" w:uiPriority="47"/>
+    <w:lsdException w:name="List Table 3 Accent 6" w:uiPriority="48"/>
+    <w:lsdException w:name="List Table 4 Accent 6" w:uiPriority="49"/>
+    <w:lsdException w:name="List Table 5 Dark Accent 6" w:uiPriority="50"/>
+    <w:lsdException w:name="List Table 6 Colorful Accent 6" w:uiPriority="51"/>
+    <w:lsdException w:name="List Table 7 Colorful Accent 6" w:uiPriority="52"/>
+  </w:latentStyles>
+  <w:style w:type="paragraph" w:default="1" w:styleId="Normal">
+    <w:name w:val="Normal"/>
+    <w:qFormat/>
+  </w:style>
+  <w:style w:type="paragraph" w:styleId="Heading1">
+    <w:name w:val="heading 1"/>
+    <w:qFormat/>
+    <w:pPr>
+      <w:outlineLvl w:val="0"/>
+    </w:pPr>
+    <w:rPr>
+      <w:color w:val="2E74B5"/>
+      <w:sz w:val="32"/>
+      <w:szCs w:val="32"/>
+    </w:rPr>
+  </w:style>
+  <w:style w:type="paragraph" w:styleId="Heading2">
+    <w:name w:val="heading 2"/>
+    <w:qFormat/>
+    <w:pPr>
+      <w:outlineLvl w:val="1"/>
+    </w:pPr>
+    <w:rPr>
+      <w:color w:val="2E74B5"/>
+      <w:sz w:val="26"/>
+      <w:szCs w:val="26"/>
+    </w:rPr>
+  </w:style>
+  <w:style w:type="paragraph" w:styleId="Heading3">
+    <w:name w:val="heading 3"/>
+    <w:qFormat/>
+    <w:pPr>
+      <w:outlineLvl w:val="2"/>
+    </w:pPr>
+    <w:rPr>
+      <w:color w:val="1F4D78"/>
+      <w:sz w:val="24"/>
+      <w:szCs w:val="24"/>
+    </w:rPr>
+  </w:style>
+  <w:style w:type="paragraph" w:styleId="Heading4">
+    <w:name w:val="heading 4"/>
+    <w:qFormat/>
+    <w:pPr>
+      <w:outlineLvl w:val="3"/>
+    </w:pPr>
+    <w:rPr>
+      <w:i/>
+      <w:iCs/>
+      <w:color w:val="2E74B5"/>
+    </w:rPr>
+  </w:style>
+  <w:style w:type="paragraph" w:styleId="Heading5">
+    <w:name w:val="heading 5"/>
+    <w:qFormat/>
+    <w:pPr>
+      <w:outlineLvl w:val="4"/>
+    </w:pPr>
+    <w:rPr>
+      <w:color w:val="2E74B5"/>
+    </w:rPr>
+  </w:style>
+  <w:style w:type="paragraph" w:styleId="Heading6">
+    <w:name w:val="heading 6"/>
+    <w:qFormat/>
+    <w:pPr>
+      <w:outlineLvl w:val="5"/>
+    </w:pPr>
+    <w:rPr>
+      <w:color w:val="1F4D78"/>
+    </w:rPr>
+  </w:style>
+  <w:style w:type="character" w:default="1" w:styleId="DefaultParagraphFont">
+    <w:name w:val="Default Paragraph Font"/>
+    <w:uiPriority w:val="1"/>
+    <w:semiHidden/>
+    <w:unhideWhenUsed/>
+  </w:style>
+  <w:style w:type="table" w:default="1" w:styleId="TableNormal">
+    <w:name w:val="Normal Table"/>
+    <w:uiPriority w:val="99"/>
+    <w:semiHidden/>
+    <w:unhideWhenUsed/>
+    <w:tblPr>
+      <w:tblInd w:w="0" w:type="dxa"/>
+      <w:tblCellMar>
+        <w:top w:w="0" w:type="dxa"/>
+        <w:left w:w="108" w:type="dxa"/>
+        <w:bottom w:w="0" w:type="dxa"/>
+        <w:right w:w="108" w:type="dxa"/>
+      </w:tblCellMar>
+    </w:tblPr>
+  </w:style>
+  <w:style w:type="numbering" w:default="1" w:styleId="NoList">
+    <w:name w:val="No List"/>
+    <w:uiPriority w:val="99"/>
+    <w:semiHidden/>
+    <w:unhideWhenUsed/>
+  </w:style>
   <w:style w:type="paragraph" w:styleId="Title">
     <w:name w:val="Title"/>
-    <w:basedOn w:val="Normal"/>
-    <w:next w:val="Normal"/>
     <w:qFormat/>
     <w:rPr>
       <w:sz w:val="56"/>
       <w:szCs w:val="56"/>
     </w:rPr>
   </w:style>
-  <w:style w:type="paragraph" w:styleId="Heading1">
-    <w:name w:val="Heading 1"/>
-    <w:basedOn w:val="Normal"/>
-    <w:next w:val="Normal"/>
-    <w:qFormat/>
-    <w:rPr>
-      <w:color w:val="2E74B5"/>
-      <w:sz w:val="32"/>
-      <w:szCs w:val="32"/>
-    </w:rPr>
-  </w:style>
-  <w:style w:type="paragraph" w:styleId="Heading2">
-    <w:name w:val="Heading 2"/>
-    <w:basedOn w:val="Normal"/>
-    <w:next w:val="Normal"/>
-    <w:qFormat/>
-    <w:rPr>
-      <w:color w:val="2E74B5"/>
-      <w:sz w:val="26"/>
-      <w:szCs w:val="26"/>
-    </w:rPr>
-  </w:style>
-  <w:style w:type="paragraph" w:styleId="Heading3">
-    <w:name w:val="Heading 3"/>
-    <w:basedOn w:val="Normal"/>
-    <w:next w:val="Normal"/>
-    <w:qFormat/>
-    <w:rPr>
-      <w:color w:val="1F4D78"/>
-      <w:sz w:val="24"/>
-      <w:szCs w:val="24"/>
-    </w:rPr>
-  </w:style>
-  <w:style w:type="paragraph" w:styleId="Heading4">
-    <w:name w:val="Heading 4"/>
-    <w:basedOn w:val="Normal"/>
-    <w:next w:val="Normal"/>
-    <w:qFormat/>
-    <w:rPr>
-      <w:i/>
-      <w:iCs/>
-      <w:color w:val="2E74B5"/>
-    </w:rPr>
-  </w:style>
-  <w:style w:type="paragraph" w:styleId="Heading5">
-    <w:name w:val="Heading 5"/>
-    <w:basedOn w:val="Normal"/>
-    <w:next w:val="Normal"/>
-    <w:qFormat/>
-    <w:rPr>
-      <w:color w:val="2E74B5"/>
-    </w:rPr>
-  </w:style>
-  <w:style w:type="paragraph" w:styleId="Heading6">
-    <w:name w:val="Heading 6"/>
-    <w:basedOn w:val="Normal"/>
-    <w:next w:val="Normal"/>
-    <w:qFormat/>
-    <w:rPr>
-      <w:color w:val="1F4D78"/>
-    </w:rPr>
-  </w:style>
-  <w:style w:type="paragraph" w:styleId="Strong">
-    <w:name w:val="Strong"/>
-    <w:basedOn w:val="Normal"/>
-    <w:next w:val="Normal"/>
+  <w:style w:type="paragraph" w:customStyle="1" w:styleId="Strong1">
+    <w:name w:val="Strong1"/>
     <w:qFormat/>
     <w:rPr>
       <w:b/>
@@ -605,12 +1117,10 @@
   </w:style>
   <w:style w:type="paragraph" w:styleId="ListParagraph">
     <w:name w:val="List Paragraph"/>
-    <w:basedOn w:val="Normal"/>
     <w:qFormat/>
   </w:style>
   <w:style w:type="character" w:styleId="Hyperlink">
     <w:name w:val="Hyperlink"/>
-    <w:basedOn w:val="DefaultParagraphFont"/>
     <w:uiPriority w:val="99"/>
     <w:unhideWhenUsed/>
     <w:rPr>
@@ -620,7 +1130,6 @@
   </w:style>
   <w:style w:type="character" w:styleId="FootnoteReference">
     <w:name w:val="footnote reference"/>
-    <w:basedOn w:val="DefaultParagraphFont"/>
     <w:uiPriority w:val="99"/>
     <w:semiHidden/>
     <w:unhideWhenUsed/>
@@ -630,22 +1139,13 @@
   </w:style>
   <w:style w:type="paragraph" w:styleId="FootnoteText">
     <w:name w:val="footnote text"/>
-    <w:basedOn w:val="Normal"/>
     <w:link w:val="FootnoteTextChar"/>
     <w:uiPriority w:val="99"/>
     <w:semiHidden/>
     <w:unhideWhenUsed/>
-    <w:pPr>
-      <w:spacing w:after="0" w:line="240" w:lineRule="auto"/>
-    </w:pPr>
-    <w:rPr>
-      <w:sz w:val="20"/>
-      <w:szCs w:val="20"/>
-    </w:rPr>
-  </w:style>
-  <w:style w:type="character" w:styleId="FootnoteTextChar">
+  </w:style>
+  <w:style w:type="character" w:customStyle="1" w:styleId="FootnoteTextChar">
     <w:name w:val="Footnote Text Char"/>
-    <w:basedOn w:val="DefaultParagraphFont"/>
     <w:link w:val="FootnoteText"/>
     <w:uiPriority w:val="99"/>
     <w:semiHidden/>
@@ -657,7 +1157,6 @@
   </w:style>
   <w:style w:type="character" w:styleId="EndnoteReference">
     <w:name w:val="endnote reference"/>
-    <w:basedOn w:val="DefaultParagraphFont"/>
     <w:uiPriority w:val="99"/>
     <w:semiHidden/>
     <w:unhideWhenUsed/>
@@ -667,22 +1166,13 @@
   </w:style>
   <w:style w:type="paragraph" w:styleId="EndnoteText">
     <w:name w:val="endnote text"/>
-    <w:basedOn w:val="Normal"/>
     <w:link w:val="EndnoteTextChar"/>
     <w:uiPriority w:val="99"/>
     <w:semiHidden/>
     <w:unhideWhenUsed/>
-    <w:pPr>
-      <w:spacing w:after="0" w:line="240" w:lineRule="auto"/>
-    </w:pPr>
-    <w:rPr>
-      <w:sz w:val="20"/>
-      <w:szCs w:val="20"/>
-    </w:rPr>
-  </w:style>
-  <w:style w:type="character" w:styleId="EndnoteTextChar">
+  </w:style>
+  <w:style w:type="character" w:customStyle="1" w:styleId="EndnoteTextChar">
     <w:name w:val="Endnote Text Char"/>
-    <w:basedOn w:val="DefaultParagraphFont"/>
     <w:link w:val="EndnoteText"/>
     <w:uiPriority w:val="99"/>
     <w:semiHidden/>
@@ -692,5 +1182,279 @@
       <w:szCs w:val="20"/>
     </w:rPr>
   </w:style>
+  <w:style w:type="character" w:styleId="HTMLCode">
+    <w:name w:val="HTML Code"/>
+    <w:basedOn w:val="DefaultParagraphFont"/>
+    <w:uiPriority w:val="99"/>
+    <w:semiHidden/>
+    <w:unhideWhenUsed/>
+    <w:rsid w:val="0065749D"/>
+    <w:rPr>
+      <w:rFonts w:ascii="Courier New" w:eastAsia="Times New Roman" w:hAnsi="Courier New" w:cs="Courier New"/>
+      <w:sz w:val="20"/>
+      <w:szCs w:val="20"/>
+    </w:rPr>
+  </w:style>
 </w:styles>
+</file>
+
+<file path=word/theme/theme1.xml><?xml version="1.0" encoding="utf-8"?>
+<a:theme xmlns:a="http://schemas.openxmlformats.org/drawingml/2006/main" name="Office Theme">
+  <a:themeElements>
+    <a:clrScheme name="Office">
+      <a:dk1>
+        <a:sysClr val="windowText" lastClr="000000"/>
+      </a:dk1>
+      <a:lt1>
+        <a:sysClr val="window" lastClr="FFFFFF"/>
+      </a:lt1>
+      <a:dk2>
+        <a:srgbClr val="44546A"/>
+      </a:dk2>
+      <a:lt2>
+        <a:srgbClr val="E7E6E6"/>
+      </a:lt2>
+      <a:accent1>
+        <a:srgbClr val="5B9BD5"/>
+      </a:accent1>
+      <a:accent2>
+        <a:srgbClr val="ED7D31"/>
+      </a:accent2>
+      <a:accent3>
+        <a:srgbClr val="A5A5A5"/>
+      </a:accent3>
+      <a:accent4>
+        <a:srgbClr val="FFC000"/>
+      </a:accent4>
+      <a:accent5>
+        <a:srgbClr val="4472C4"/>
+      </a:accent5>
+      <a:accent6>
+        <a:srgbClr val="70AD47"/>
+      </a:accent6>
+      <a:hlink>
+        <a:srgbClr val="0563C1"/>
+      </a:hlink>
+      <a:folHlink>
+        <a:srgbClr val="954F72"/>
+      </a:folHlink>
+    </a:clrScheme>
+    <a:fontScheme name="Office">
+      <a:majorFont>
+        <a:latin typeface="Calibri Light" panose="020F0302020204030204"/>
+        <a:ea typeface=""/>
+        <a:cs typeface=""/>
+        <a:font script="Jpan" typeface="ＭＳ ゴシック"/>
+        <a:font script="Hang" typeface="맑은 고딕"/>
+        <a:font script="Hans" typeface="宋体"/>
+        <a:font script="Hant" typeface="新細明體"/>
+        <a:font script="Arab" typeface="Times New Roman"/>
+        <a:font script="Hebr" typeface="Times New Roman"/>
+        <a:font script="Thai" typeface="Angsana New"/>
+        <a:font script="Ethi" typeface="Nyala"/>
+        <a:font script="Beng" typeface="Vrinda"/>
+        <a:font script="Gujr" typeface="Shruti"/>
+        <a:font script="Khmr" typeface="MoolBoran"/>
+        <a:font script="Knda" typeface="Tunga"/>
+        <a:font script="Guru" typeface="Raavi"/>
+        <a:font script="Cans" typeface="Euphemia"/>
+        <a:font script="Cher" typeface="Plantagenet Cherokee"/>
+        <a:font script="Yiii" typeface="Microsoft Yi Baiti"/>
+        <a:font script="Tibt" typeface="Microsoft Himalaya"/>
+        <a:font script="Thaa" typeface="MV Boli"/>
+        <a:font script="Deva" typeface="Mangal"/>
+        <a:font script="Telu" typeface="Gautami"/>
+        <a:font script="Taml" typeface="Latha"/>
+        <a:font script="Syrc" typeface="Estrangelo Edessa"/>
+        <a:font script="Orya" typeface="Kalinga"/>
+        <a:font script="Mlym" typeface="Kartika"/>
+        <a:font script="Laoo" typeface="DokChampa"/>
+        <a:font script="Sinh" typeface="Iskoola Pota"/>
+        <a:font script="Mong" typeface="Mongolian Baiti"/>
+        <a:font script="Viet" typeface="Times New Roman"/>
+        <a:font script="Uigh" typeface="Microsoft Uighur"/>
+        <a:font script="Geor" typeface="Sylfaen"/>
+      </a:majorFont>
+      <a:minorFont>
+        <a:latin typeface="Calibri" panose="020F0502020204030204"/>
+        <a:ea typeface=""/>
+        <a:cs typeface=""/>
+        <a:font script="Jpan" typeface="ＭＳ 明朝"/>
+        <a:font script="Hang" typeface="맑은 고딕"/>
+        <a:font script="Hans" typeface="宋体"/>
+        <a:font script="Hant" typeface="新細明體"/>
+        <a:font script="Arab" typeface="Arial"/>
+        <a:font script="Hebr" typeface="Arial"/>
+        <a:font script="Thai" typeface="Cordia New"/>
+        <a:font script="Ethi" typeface="Nyala"/>
+        <a:font script="Beng" typeface="Vrinda"/>
+        <a:font script="Gujr" typeface="Shruti"/>
+        <a:font script="Khmr" typeface="DaunPenh"/>
+        <a:font script="Knda" typeface="Tunga"/>
+        <a:font script="Guru" typeface="Raavi"/>
+        <a:font script="Cans" typeface="Euphemia"/>
+        <a:font script="Cher" typeface="Plantagenet Cherokee"/>
+        <a:font script="Yiii" typeface="Microsoft Yi Baiti"/>
+        <a:font script="Tibt" typeface="Microsoft Himalaya"/>
+        <a:font script="Thaa" typeface="MV Boli"/>
+        <a:font script="Deva" typeface="Mangal"/>
+        <a:font script="Telu" typeface="Gautami"/>
+        <a:font script="Taml" typeface="Latha"/>
+        <a:font script="Syrc" typeface="Estrangelo Edessa"/>
+        <a:font script="Orya" typeface="Kalinga"/>
+        <a:font script="Mlym" typeface="Kartika"/>
+        <a:font script="Laoo" typeface="DokChampa"/>
+        <a:font script="Sinh" typeface="Iskoola Pota"/>
+        <a:font script="Mong" typeface="Mongolian Baiti"/>
+        <a:font script="Viet" typeface="Arial"/>
+        <a:font script="Uigh" typeface="Microsoft Uighur"/>
+        <a:font script="Geor" typeface="Sylfaen"/>
+      </a:minorFont>
+    </a:fontScheme>
+    <a:fmtScheme name="Office">
+      <a:fillStyleLst>
+        <a:solidFill>
+          <a:schemeClr val="phClr"/>
+        </a:solidFill>
+        <a:gradFill rotWithShape="1">
+          <a:gsLst>
+            <a:gs pos="0">
+              <a:schemeClr val="phClr">
+                <a:lumMod val="110000"/>
+                <a:satMod val="105000"/>
+                <a:tint val="67000"/>
+              </a:schemeClr>
+            </a:gs>
+            <a:gs pos="50000">
+              <a:schemeClr val="phClr">
+                <a:lumMod val="105000"/>
+                <a:satMod val="103000"/>
+                <a:tint val="73000"/>
+              </a:schemeClr>
+            </a:gs>
+            <a:gs pos="100000">
+              <a:schemeClr val="phClr">
+                <a:lumMod val="105000"/>
+                <a:satMod val="109000"/>
+                <a:tint val="81000"/>
+              </a:schemeClr>
+            </a:gs>
+          </a:gsLst>
+          <a:lin ang="5400000" scaled="0"/>
+        </a:gradFill>
+        <a:gradFill rotWithShape="1">
+          <a:gsLst>
+            <a:gs pos="0">
+              <a:schemeClr val="phClr">
+                <a:satMod val="103000"/>
+                <a:lumMod val="102000"/>
+                <a:tint val="94000"/>
+              </a:schemeClr>
+            </a:gs>
+            <a:gs pos="50000">
+              <a:schemeClr val="phClr">
+                <a:satMod val="110000"/>
+                <a:lumMod val="100000"/>
+                <a:shade val="100000"/>
+              </a:schemeClr>
+            </a:gs>
+            <a:gs pos="100000">
+              <a:schemeClr val="phClr">
+                <a:lumMod val="99000"/>
+                <a:satMod val="120000"/>
+                <a:shade val="78000"/>
+              </a:schemeClr>
+            </a:gs>
+          </a:gsLst>
+          <a:lin ang="5400000" scaled="0"/>
+        </a:gradFill>
+      </a:fillStyleLst>
+      <a:lnStyleLst>
+        <a:ln w="6350" cap="flat" cmpd="sng" algn="ctr">
+          <a:solidFill>
+            <a:schemeClr val="phClr"/>
+          </a:solidFill>
+          <a:prstDash val="solid"/>
+          <a:miter lim="800000"/>
+        </a:ln>
+        <a:ln w="12700" cap="flat" cmpd="sng" algn="ctr">
+          <a:solidFill>
+            <a:schemeClr val="phClr"/>
+          </a:solidFill>
+          <a:prstDash val="solid"/>
+          <a:miter lim="800000"/>
+        </a:ln>
+        <a:ln w="19050" cap="flat" cmpd="sng" algn="ctr">
+          <a:solidFill>
+            <a:schemeClr val="phClr"/>
+          </a:solidFill>
+          <a:prstDash val="solid"/>
+          <a:miter lim="800000"/>
+        </a:ln>
+      </a:lnStyleLst>
+      <a:effectStyleLst>
+        <a:effectStyle>
+          <a:effectLst/>
+        </a:effectStyle>
+        <a:effectStyle>
+          <a:effectLst/>
+        </a:effectStyle>
+        <a:effectStyle>
+          <a:effectLst>
+            <a:outerShdw blurRad="57150" dist="19050" dir="5400000" algn="ctr" rotWithShape="0">
+              <a:srgbClr val="000000">
+                <a:alpha val="63000"/>
+              </a:srgbClr>
+            </a:outerShdw>
+          </a:effectLst>
+        </a:effectStyle>
+      </a:effectStyleLst>
+      <a:bgFillStyleLst>
+        <a:solidFill>
+          <a:schemeClr val="phClr"/>
+        </a:solidFill>
+        <a:solidFill>
+          <a:schemeClr val="phClr">
+            <a:tint val="95000"/>
+            <a:satMod val="170000"/>
+          </a:schemeClr>
+        </a:solidFill>
+        <a:gradFill rotWithShape="1">
+          <a:gsLst>
+            <a:gs pos="0">
+              <a:schemeClr val="phClr">
+                <a:tint val="93000"/>
+                <a:satMod val="150000"/>
+                <a:shade val="98000"/>
+                <a:lumMod val="102000"/>
+              </a:schemeClr>
+            </a:gs>
+            <a:gs pos="50000">
+              <a:schemeClr val="phClr">
+                <a:tint val="98000"/>
+                <a:satMod val="130000"/>
+                <a:shade val="90000"/>
+                <a:lumMod val="103000"/>
+              </a:schemeClr>
+            </a:gs>
+            <a:gs pos="100000">
+              <a:schemeClr val="phClr">
+                <a:shade val="63000"/>
+                <a:satMod val="120000"/>
+              </a:schemeClr>
+            </a:gs>
+          </a:gsLst>
+          <a:lin ang="5400000" scaled="0"/>
+        </a:gradFill>
+      </a:bgFillStyleLst>
+    </a:fmtScheme>
+  </a:themeElements>
+  <a:objectDefaults/>
+  <a:extraClrSchemeLst/>
+  <a:extLst>
+    <a:ext uri="{05A4C25C-085E-4340-85A3-A5531E510DB2}">
+      <thm15:themeFamily xmlns:thm15="http://schemas.microsoft.com/office/thememl/2012/main" name="Office Theme" id="{62F939B6-93AF-4DB8-9C6B-D6C7DFDC589F}" vid="{4A3C46E8-61CC-4603-A589-7422A47A8E4A}"/>
+    </a:ext>
+  </a:extLst>
+</a:theme>
 </file>